--- a/docs/VSP_Executive_Report_2026Q2.docx
+++ b/docs/VSP_Executive_Report_2026Q2.docx
@@ -8061,10 +8061,816 @@
         <w:t xml:space="preserve"> </w:t>
       </w:r>
       <w:r>
-        <w:t xml:space="preserve">v2 (2026-05-08, fix scanner count 19 → 26 sau khi user verify từ UI screenshots).</w:t>
+        <w:t xml:space="preserve">v3 (2026-05-08).</w:t>
+      </w:r>
+    </w:p>
+    <w:p>
+      <w:pPr>
+        <w:pStyle w:val="BodyText"/>
+      </w:pPr>
+      <w:r>
+        <w:rPr>
+          <w:bCs/>
+          <w:b/>
+        </w:rPr>
+        <w:t xml:space="preserve">Lịch sử phiên bản:</w:t>
+      </w:r>
+      <w:r>
+        <w:t xml:space="preserve"> </w:t>
+      </w:r>
+      <w:r>
+        <w:t xml:space="preserve">-</w:t>
+      </w:r>
+      <w:r>
+        <w:t xml:space="preserve"> </w:t>
+      </w:r>
+      <w:r>
+        <w:rPr>
+          <w:bCs/>
+          <w:b/>
+        </w:rPr>
+        <w:t xml:space="preserve">v3</w:t>
+      </w:r>
+      <w:r>
+        <w:t xml:space="preserve"> </w:t>
+      </w:r>
+      <w:r>
+        <w:t xml:space="preserve">(2026-05-08, sau Sprint 9) — Thêm Recognition Uplift section: CISA SSDF auto-generator, NIST CSF 2.0 profile, SOC 2 Type I readiness map, ISO 27001:2022 Annex A mapping, Trust Center page tại</w:t>
+      </w:r>
+      <w:r>
+        <w:t xml:space="preserve"> </w:t>
+      </w:r>
+      <w:r>
+        <w:rPr>
+          <w:rStyle w:val="VerbatimChar"/>
+        </w:rPr>
+        <w:t xml:space="preserve">/trust/</w:t>
+      </w:r>
+      <w:r>
+        <w:t xml:space="preserve">, OpenSSF Scorecard CI, Rekor publishing endpoint, transparency report, 3PAO readiness packet (SOW + SOT + risk register + engagement guide).</w:t>
+      </w:r>
+      <w:r>
+        <w:t xml:space="preserve"> </w:t>
+      </w:r>
+      <w:r>
+        <w:t xml:space="preserve">-</w:t>
+      </w:r>
+      <w:r>
+        <w:t xml:space="preserve"> </w:t>
+      </w:r>
+      <w:r>
+        <w:rPr>
+          <w:bCs/>
+          <w:b/>
+        </w:rPr>
+        <w:t xml:space="preserve">v2</w:t>
+      </w:r>
+      <w:r>
+        <w:t xml:space="preserve"> </w:t>
+      </w:r>
+      <w:r>
+        <w:t xml:space="preserve">(2026-05-08) — Fix scanner count 19 → 26 sau khi user verify từ UI screenshots.</w:t>
+      </w:r>
+      <w:r>
+        <w:t xml:space="preserve"> </w:t>
+      </w:r>
+      <w:r>
+        <w:t xml:space="preserve">-</w:t>
+      </w:r>
+      <w:r>
+        <w:t xml:space="preserve"> </w:t>
+      </w:r>
+      <w:r>
+        <w:rPr>
+          <w:bCs/>
+          <w:b/>
+        </w:rPr>
+        <w:t xml:space="preserve">v1</w:t>
+      </w:r>
+      <w:r>
+        <w:t xml:space="preserve"> </w:t>
+      </w:r>
+      <w:r>
+        <w:t xml:space="preserve">(2026-05-08) — Phát hành ban đầu sau Sprint 2-8.</w:t>
       </w:r>
     </w:p>
     <w:bookmarkEnd w:id="63"/>
+    <w:bookmarkStart w:id="67" w:name="phụ-lục-sprint-9-recognition-uplift"/>
+    <w:p>
+      <w:pPr>
+        <w:pStyle w:val="Heading1"/>
+      </w:pPr>
+      <w:r>
+        <w:t xml:space="preserve">Phụ lục — Sprint 9 Recognition Uplift</w:t>
+      </w:r>
+    </w:p>
+    <w:p>
+      <w:pPr>
+        <w:pStyle w:val="FirstParagraph"/>
+      </w:pPr>
+      <w:r>
+        <w:t xml:space="preserve">Sprint 9 không nâng DSOMM (vẫn 3.9 honest) — thay vào đó nâng</w:t>
+      </w:r>
+      <w:r>
+        <w:t xml:space="preserve"> </w:t>
+      </w:r>
+      <w:r>
+        <w:rPr>
+          <w:bCs/>
+          <w:b/>
+        </w:rPr>
+        <w:t xml:space="preserve">mức độ công nhận</w:t>
+      </w:r>
+      <w:r>
+        <w:t xml:space="preserve"> </w:t>
+      </w:r>
+      <w:r>
+        <w:t xml:space="preserve">từ</w:t>
+      </w:r>
+      <w:r>
+        <w:t xml:space="preserve"> </w:t>
+      </w:r>
+      <w:r>
+        <w:t xml:space="preserve">“</w:t>
+      </w:r>
+      <w:r>
+        <w:t xml:space="preserve">self-claimed 3.9</w:t>
+      </w:r>
+      <w:r>
+        <w:t xml:space="preserve">”</w:t>
+      </w:r>
+      <w:r>
+        <w:t xml:space="preserve"> </w:t>
+      </w:r>
+      <w:r>
+        <w:t xml:space="preserve">lên</w:t>
+      </w:r>
+      <w:r>
+        <w:t xml:space="preserve"> </w:t>
+      </w:r>
+      <w:r>
+        <w:t xml:space="preserve">“</w:t>
+      </w:r>
+      <w:r>
+        <w:t xml:space="preserve">externally-evaluatable 3.9</w:t>
+      </w:r>
+      <w:r>
+        <w:t xml:space="preserve">”</w:t>
+      </w:r>
+      <w:r>
+        <w:t xml:space="preserve">. 3 nhóm deliverable:</w:t>
+      </w:r>
+    </w:p>
+    <w:bookmarkStart w:id="64" w:name="a.-self-attestation-packs"/>
+    <w:p>
+      <w:pPr>
+        <w:pStyle w:val="Heading2"/>
+      </w:pPr>
+      <w:r>
+        <w:t xml:space="preserve">A. Self-attestation packs</w:t>
+      </w:r>
+    </w:p>
+    <w:tbl>
+      <w:tblPr>
+        <w:tblStyle w:val="Table"/>
+        <w:tblW w:type="pct" w:w="5000"/>
+        <w:tblLook w:firstRow="1" w:lastRow="0" w:firstColumn="0" w:lastColumn="0" w:noHBand="0" w:noVBand="0" w:val="0020"/>
+        <w:jc w:val="start"/>
+      </w:tblPr>
+      <w:tblGrid>
+        <w:gridCol w:w="4400"/>
+        <w:gridCol w:w="3520"/>
+      </w:tblGrid>
+      <w:tr>
+        <w:trPr>
+          <w:tblHeader w:val="true"/>
+        </w:trPr>
+        <w:tc>
+          <w:tcPr/>
+          <w:p>
+            <w:pPr>
+              <w:pStyle w:val="Compact"/>
+              <w:jc w:val="left"/>
+            </w:pPr>
+            <w:r>
+              <w:t xml:space="preserve">Endpoint</w:t>
+            </w:r>
+          </w:p>
+        </w:tc>
+        <w:tc>
+          <w:tcPr/>
+          <w:p>
+            <w:pPr>
+              <w:pStyle w:val="Compact"/>
+              <w:jc w:val="left"/>
+            </w:pPr>
+            <w:r>
+              <w:t xml:space="preserve">Output</w:t>
+            </w:r>
+          </w:p>
+        </w:tc>
+      </w:tr>
+      <w:tr>
+        <w:tc>
+          <w:tcPr/>
+          <w:p>
+            <w:pPr>
+              <w:pStyle w:val="Compact"/>
+              <w:jc w:val="left"/>
+            </w:pPr>
+            <w:r>
+              <w:rPr>
+                <w:rStyle w:val="VerbatimChar"/>
+              </w:rPr>
+              <w:t xml:space="preserve">GET /api/v1/cisa-attestation/ssdf/draft</w:t>
+            </w:r>
+          </w:p>
+        </w:tc>
+        <w:tc>
+          <w:tcPr/>
+          <w:p>
+            <w:pPr>
+              <w:pStyle w:val="Compact"/>
+              <w:jc w:val="left"/>
+            </w:pPr>
+            <w:r>
+              <w:t xml:space="preserve">CISA SSDF Common Form 2024 với 19/19 practices auto-populated từ tenant evidence — submittable lên saf.cisa.gov sau khi exec ký</w:t>
+            </w:r>
+          </w:p>
+        </w:tc>
+      </w:tr>
+      <w:tr>
+        <w:tc>
+          <w:tcPr/>
+          <w:p>
+            <w:pPr>
+              <w:pStyle w:val="Compact"/>
+              <w:jc w:val="left"/>
+            </w:pPr>
+            <w:r>
+              <w:rPr>
+                <w:rStyle w:val="VerbatimChar"/>
+              </w:rPr>
+              <w:t xml:space="preserve">POST /api/v1/cisa-attestation/ssdf/{id}/sign</w:t>
+            </w:r>
+          </w:p>
+        </w:tc>
+        <w:tc>
+          <w:tcPr/>
+          <w:p>
+            <w:pPr>
+              <w:pStyle w:val="Compact"/>
+              <w:jc w:val="left"/>
+            </w:pPr>
+            <w:r>
+              <w:t xml:space="preserve">Executive signature endpoint, audit-logged</w:t>
+            </w:r>
+          </w:p>
+        </w:tc>
+      </w:tr>
+      <w:tr>
+        <w:tc>
+          <w:tcPr/>
+          <w:p>
+            <w:pPr>
+              <w:pStyle w:val="Compact"/>
+              <w:jc w:val="left"/>
+            </w:pPr>
+            <w:r>
+              <w:rPr>
+                <w:rStyle w:val="VerbatimChar"/>
+              </w:rPr>
+              <w:t xml:space="preserve">GET /api/v1/nist-csf/profile</w:t>
+            </w:r>
+          </w:p>
+        </w:tc>
+        <w:tc>
+          <w:tcPr/>
+          <w:p>
+            <w:pPr>
+              <w:pStyle w:val="Compact"/>
+              <w:jc w:val="left"/>
+            </w:pPr>
+            <w:r>
+              <w:t xml:space="preserve">Organisational Profile NIST CSF 2.0 với 22 categories + maturity tier</w:t>
+            </w:r>
+          </w:p>
+        </w:tc>
+      </w:tr>
+      <w:tr>
+        <w:tc>
+          <w:tcPr/>
+          <w:p>
+            <w:pPr>
+              <w:pStyle w:val="Compact"/>
+              <w:jc w:val="left"/>
+            </w:pPr>
+            <w:r>
+              <w:rPr>
+                <w:rStyle w:val="VerbatimChar"/>
+              </w:rPr>
+              <w:t xml:space="preserve">GET /api/v1/recognition/soc2-readiness</w:t>
+            </w:r>
+          </w:p>
+        </w:tc>
+        <w:tc>
+          <w:tcPr/>
+          <w:p>
+            <w:pPr>
+              <w:pStyle w:val="Compact"/>
+              <w:jc w:val="left"/>
+            </w:pPr>
+            <w:r>
+              <w:t xml:space="preserve">SOC 2 Type I readiness map (AICPA TSC) — 25 criteria CC/A/C/PI/P</w:t>
+            </w:r>
+          </w:p>
+        </w:tc>
+      </w:tr>
+      <w:tr>
+        <w:tc>
+          <w:tcPr/>
+          <w:p>
+            <w:pPr>
+              <w:pStyle w:val="Compact"/>
+              <w:jc w:val="left"/>
+            </w:pPr>
+            <w:r>
+              <w:rPr>
+                <w:rStyle w:val="VerbatimChar"/>
+              </w:rPr>
+              <w:t xml:space="preserve">GET /api/v1/recognition/iso27001-mapping</w:t>
+            </w:r>
+          </w:p>
+        </w:tc>
+        <w:tc>
+          <w:tcPr/>
+          <w:p>
+            <w:pPr>
+              <w:pStyle w:val="Compact"/>
+              <w:jc w:val="left"/>
+            </w:pPr>
+            <w:r>
+              <w:t xml:space="preserve">ISO/IEC 27001:2022 Annex A mapping — 30 highest-impact controls</w:t>
+            </w:r>
+          </w:p>
+        </w:tc>
+      </w:tr>
+    </w:tbl>
+    <w:bookmarkEnd w:id="64"/>
+    <w:bookmarkStart w:id="65" w:name="b.-public-trust-signals"/>
+    <w:p>
+      <w:pPr>
+        <w:pStyle w:val="Heading2"/>
+      </w:pPr>
+      <w:r>
+        <w:t xml:space="preserve">B. Public trust signals</w:t>
+      </w:r>
+    </w:p>
+    <w:tbl>
+      <w:tblPr>
+        <w:tblStyle w:val="Table"/>
+        <w:tblW w:type="pct" w:w="5000"/>
+        <w:tblLook w:firstRow="1" w:lastRow="0" w:firstColumn="0" w:lastColumn="0" w:noHBand="0" w:noVBand="0" w:val="0020"/>
+        <w:jc w:val="start"/>
+      </w:tblPr>
+      <w:tblGrid>
+        <w:gridCol w:w="3960"/>
+        <w:gridCol w:w="3960"/>
+      </w:tblGrid>
+      <w:tr>
+        <w:trPr>
+          <w:tblHeader w:val="true"/>
+        </w:trPr>
+        <w:tc>
+          <w:tcPr/>
+          <w:p>
+            <w:pPr>
+              <w:pStyle w:val="Compact"/>
+              <w:jc w:val="left"/>
+            </w:pPr>
+            <w:r>
+              <w:t xml:space="preserve">Artefact</w:t>
+            </w:r>
+          </w:p>
+        </w:tc>
+        <w:tc>
+          <w:tcPr/>
+          <w:p>
+            <w:pPr>
+              <w:pStyle w:val="Compact"/>
+              <w:jc w:val="left"/>
+            </w:pPr>
+            <w:r>
+              <w:t xml:space="preserve">Mục đích</w:t>
+            </w:r>
+          </w:p>
+        </w:tc>
+      </w:tr>
+      <w:tr>
+        <w:tc>
+          <w:tcPr/>
+          <w:p>
+            <w:pPr>
+              <w:pStyle w:val="Compact"/>
+              <w:jc w:val="left"/>
+            </w:pPr>
+            <w:r>
+              <w:rPr>
+                <w:rStyle w:val="VerbatimChar"/>
+                <w:bCs/>
+                <w:b/>
+              </w:rPr>
+              <w:t xml:space="preserve">/trust/</w:t>
+            </w:r>
+            <w:r>
+              <w:t xml:space="preserve"> </w:t>
+            </w:r>
+            <w:r>
+              <w:t xml:space="preserve">Trust Center page</w:t>
+            </w:r>
+          </w:p>
+        </w:tc>
+        <w:tc>
+          <w:tcPr/>
+          <w:p>
+            <w:pPr>
+              <w:pStyle w:val="Compact"/>
+              <w:jc w:val="left"/>
+            </w:pPr>
+            <w:r>
+              <w:t xml:space="preserve">Public-facing single page với attestations, live status, VDP, framework coverage</w:t>
+            </w:r>
+          </w:p>
+        </w:tc>
+      </w:tr>
+      <w:tr>
+        <w:tc>
+          <w:tcPr/>
+          <w:p>
+            <w:pPr>
+              <w:pStyle w:val="Compact"/>
+              <w:jc w:val="left"/>
+            </w:pPr>
+            <w:r>
+              <w:rPr>
+                <w:rStyle w:val="VerbatimChar"/>
+                <w:bCs/>
+                <w:b/>
+              </w:rPr>
+              <w:t xml:space="preserve">.github/workflows/scorecard.yml</w:t>
+            </w:r>
+          </w:p>
+        </w:tc>
+        <w:tc>
+          <w:tcPr/>
+          <w:p>
+            <w:pPr>
+              <w:pStyle w:val="Compact"/>
+              <w:jc w:val="left"/>
+            </w:pPr>
+            <w:r>
+              <w:t xml:space="preserve">Weekly OpenSSF Scorecard run, results upload public DB cho badge</w:t>
+            </w:r>
+          </w:p>
+        </w:tc>
+      </w:tr>
+      <w:tr>
+        <w:tc>
+          <w:tcPr/>
+          <w:p>
+            <w:pPr>
+              <w:pStyle w:val="Compact"/>
+              <w:jc w:val="left"/>
+            </w:pPr>
+            <w:r>
+              <w:rPr>
+                <w:rStyle w:val="VerbatimChar"/>
+                <w:bCs/>
+                <w:b/>
+              </w:rPr>
+              <w:t xml:space="preserve">POST /api/v1/runs/{rid}/provenance/publish-rekor</w:t>
+            </w:r>
+          </w:p>
+        </w:tc>
+        <w:tc>
+          <w:tcPr/>
+          <w:p>
+            <w:pPr>
+              <w:pStyle w:val="Compact"/>
+              <w:jc w:val="left"/>
+            </w:pPr>
+            <w:r>
+              <w:t xml:space="preserve">Publish DSSE attestation lên rekor.sigstore.dev — independently verifiable</w:t>
+            </w:r>
+          </w:p>
+        </w:tc>
+      </w:tr>
+      <w:tr>
+        <w:tc>
+          <w:tcPr/>
+          <w:p>
+            <w:pPr>
+              <w:pStyle w:val="Compact"/>
+              <w:jc w:val="left"/>
+            </w:pPr>
+            <w:r>
+              <w:rPr>
+                <w:rStyle w:val="VerbatimChar"/>
+                <w:bCs/>
+                <w:b/>
+              </w:rPr>
+              <w:t xml:space="preserve">GET /api/v1/transparency/report</w:t>
+            </w:r>
+          </w:p>
+        </w:tc>
+        <w:tc>
+          <w:tcPr/>
+          <w:p>
+            <w:pPr>
+              <w:pStyle w:val="Compact"/>
+              <w:jc w:val="left"/>
+            </w:pPr>
+            <w:r>
+              <w:t xml:space="preserve">Annual / semi-annual transparency aggregates (anon, cache 1h)</w:t>
+            </w:r>
+          </w:p>
+        </w:tc>
+      </w:tr>
+    </w:tbl>
+    <w:bookmarkEnd w:id="65"/>
+    <w:bookmarkStart w:id="66" w:name="c.-3pao-readiness-packet"/>
+    <w:p>
+      <w:pPr>
+        <w:pStyle w:val="Heading2"/>
+      </w:pPr>
+      <w:r>
+        <w:t xml:space="preserve">C. 3PAO readiness packet</w:t>
+      </w:r>
+    </w:p>
+    <w:tbl>
+      <w:tblPr>
+        <w:tblStyle w:val="Table"/>
+        <w:tblW w:type="auto" w:w="0"/>
+        <w:tblLook w:firstRow="1" w:lastRow="0" w:firstColumn="0" w:lastColumn="0" w:noHBand="0" w:noVBand="0" w:val="0020"/>
+        <w:jc w:val="start"/>
+      </w:tblPr>
+      <w:tblGrid>
+        <w:gridCol w:w="3960"/>
+        <w:gridCol w:w="3960"/>
+      </w:tblGrid>
+      <w:tr>
+        <w:trPr>
+          <w:tblHeader w:val="true"/>
+        </w:trPr>
+        <w:tc>
+          <w:tcPr/>
+          <w:p>
+            <w:pPr>
+              <w:pStyle w:val="Compact"/>
+              <w:jc w:val="left"/>
+            </w:pPr>
+            <w:r>
+              <w:t xml:space="preserve">Doc</w:t>
+            </w:r>
+          </w:p>
+        </w:tc>
+        <w:tc>
+          <w:tcPr/>
+          <w:p>
+            <w:pPr>
+              <w:pStyle w:val="Compact"/>
+              <w:jc w:val="left"/>
+            </w:pPr>
+            <w:r>
+              <w:t xml:space="preserve">Vị trí</w:t>
+            </w:r>
+          </w:p>
+        </w:tc>
+      </w:tr>
+      <w:tr>
+        <w:tc>
+          <w:tcPr/>
+          <w:p>
+            <w:pPr>
+              <w:pStyle w:val="Compact"/>
+              <w:jc w:val="left"/>
+            </w:pPr>
+            <w:r>
+              <w:t xml:space="preserve">Statement of Work template</w:t>
+            </w:r>
+          </w:p>
+        </w:tc>
+        <w:tc>
+          <w:tcPr/>
+          <w:p>
+            <w:pPr>
+              <w:pStyle w:val="Compact"/>
+              <w:jc w:val="left"/>
+            </w:pPr>
+            <w:r>
+              <w:rPr>
+                <w:rStyle w:val="VerbatimChar"/>
+              </w:rPr>
+              <w:t xml:space="preserve">docs/audit/3PAO_STATEMENT_OF_WORK.md</w:t>
+            </w:r>
+          </w:p>
+        </w:tc>
+      </w:tr>
+      <w:tr>
+        <w:tc>
+          <w:tcPr/>
+          <w:p>
+            <w:pPr>
+              <w:pStyle w:val="Compact"/>
+              <w:jc w:val="left"/>
+            </w:pPr>
+            <w:r>
+              <w:t xml:space="preserve">Scope of Test</w:t>
+            </w:r>
+          </w:p>
+        </w:tc>
+        <w:tc>
+          <w:tcPr/>
+          <w:p>
+            <w:pPr>
+              <w:pStyle w:val="Compact"/>
+              <w:jc w:val="left"/>
+            </w:pPr>
+            <w:r>
+              <w:rPr>
+                <w:rStyle w:val="VerbatimChar"/>
+              </w:rPr>
+              <w:t xml:space="preserve">docs/audit/SCOPE_OF_TEST.md</w:t>
+            </w:r>
+          </w:p>
+        </w:tc>
+      </w:tr>
+      <w:tr>
+        <w:tc>
+          <w:tcPr/>
+          <w:p>
+            <w:pPr>
+              <w:pStyle w:val="Compact"/>
+              <w:jc w:val="left"/>
+            </w:pPr>
+            <w:r>
+              <w:t xml:space="preserve">Risk register (22 risks)</w:t>
+            </w:r>
+          </w:p>
+        </w:tc>
+        <w:tc>
+          <w:tcPr/>
+          <w:p>
+            <w:pPr>
+              <w:pStyle w:val="Compact"/>
+              <w:jc w:val="left"/>
+            </w:pPr>
+            <w:r>
+              <w:rPr>
+                <w:rStyle w:val="VerbatimChar"/>
+              </w:rPr>
+              <w:t xml:space="preserve">docs/audit/RISK_REGISTER.md</w:t>
+            </w:r>
+          </w:p>
+        </w:tc>
+      </w:tr>
+      <w:tr>
+        <w:tc>
+          <w:tcPr/>
+          <w:p>
+            <w:pPr>
+              <w:pStyle w:val="Compact"/>
+              <w:jc w:val="left"/>
+            </w:pPr>
+            <w:r>
+              <w:t xml:space="preserve">Engagement guide (6 phases)</w:t>
+            </w:r>
+          </w:p>
+        </w:tc>
+        <w:tc>
+          <w:tcPr/>
+          <w:p>
+            <w:pPr>
+              <w:pStyle w:val="Compact"/>
+              <w:jc w:val="left"/>
+            </w:pPr>
+            <w:r>
+              <w:rPr>
+                <w:rStyle w:val="VerbatimChar"/>
+              </w:rPr>
+              <w:t xml:space="preserve">docs/audit/AUDIT_ENGAGEMENT_GUIDE.md</w:t>
+            </w:r>
+          </w:p>
+        </w:tc>
+      </w:tr>
+    </w:tbl>
+    <w:p>
+      <w:pPr>
+        <w:pStyle w:val="BodyText"/>
+      </w:pPr>
+      <w:r>
+        <w:rPr>
+          <w:bCs/>
+          <w:b/>
+        </w:rPr>
+        <w:t xml:space="preserve">Ý nghĩa cho sếp:</w:t>
+      </w:r>
+    </w:p>
+    <w:p>
+      <w:pPr>
+        <w:pStyle w:val="BodyText"/>
+      </w:pPr>
+      <w:r>
+        <w:t xml:space="preserve">Sau Sprint 9, một CISO khách hàng / auditor 3PAO có thể đánh giá VSP</w:t>
+      </w:r>
+      <w:r>
+        <w:t xml:space="preserve"> </w:t>
+      </w:r>
+      <w:r>
+        <w:rPr>
+          <w:bCs/>
+          <w:b/>
+        </w:rPr>
+        <w:t xml:space="preserve">mà không cần engineering team support</w:t>
+      </w:r>
+      <w:r>
+        <w:t xml:space="preserve"> </w:t>
+      </w:r>
+      <w:r>
+        <w:t xml:space="preserve">— họ truy cập</w:t>
+      </w:r>
+      <w:r>
+        <w:t xml:space="preserve"> </w:t>
+      </w:r>
+      <w:r>
+        <w:rPr>
+          <w:rStyle w:val="VerbatimChar"/>
+        </w:rPr>
+        <w:t xml:space="preserve">/trust/</w:t>
+      </w:r>
+      <w:r>
+        <w:t xml:space="preserve"> </w:t>
+      </w:r>
+      <w:r>
+        <w:t xml:space="preserve">page, lấy SSDF draft form, đọc risk register, mở audit bundle. Đây là khác biệt giữa</w:t>
+      </w:r>
+      <w:r>
+        <w:t xml:space="preserve"> </w:t>
+      </w:r>
+      <w:r>
+        <w:t xml:space="preserve">“</w:t>
+      </w:r>
+      <w:r>
+        <w:t xml:space="preserve">tốt nhưng cần giải thích</w:t>
+      </w:r>
+      <w:r>
+        <w:t xml:space="preserve">”</w:t>
+      </w:r>
+      <w:r>
+        <w:t xml:space="preserve"> </w:t>
+      </w:r>
+      <w:r>
+        <w:t xml:space="preserve">và</w:t>
+      </w:r>
+      <w:r>
+        <w:t xml:space="preserve"> </w:t>
+      </w:r>
+      <w:r>
+        <w:t xml:space="preserve">“</w:t>
+      </w:r>
+      <w:r>
+        <w:t xml:space="preserve">tự nó nói được</w:t>
+      </w:r>
+      <w:r>
+        <w:t xml:space="preserve">”</w:t>
+      </w:r>
+      <w:r>
+        <w:t xml:space="preserve">.</w:t>
+      </w:r>
+    </w:p>
+    <w:p>
+      <w:pPr>
+        <w:pStyle w:val="BodyText"/>
+      </w:pPr>
+      <w:r>
+        <w:t xml:space="preserve">Code-side:</w:t>
+      </w:r>
+      <w:r>
+        <w:t xml:space="preserve"> </w:t>
+      </w:r>
+      <w:r>
+        <w:rPr>
+          <w:bCs/>
+          <w:b/>
+        </w:rPr>
+        <w:t xml:space="preserve">không còn rào cản nào để engage 3PAO</w:t>
+      </w:r>
+      <w:r>
+        <w:t xml:space="preserve">. Business-side: cần ký SOW + ngân sách $80-150k cho FedRAMP-style assessment.</w:t>
+      </w:r>
+    </w:p>
+    <w:bookmarkEnd w:id="66"/>
+    <w:bookmarkEnd w:id="67"/>
     <w:sectPr/>
   </w:body>
 </w:document>

--- a/docs/VSP_Executive_Report_2026Q2.docx
+++ b/docs/VSP_Executive_Report_2026Q2.docx
@@ -132,23 +132,55 @@
         <w:t xml:space="preserve"> </w:t>
       </w:r>
       <w:r>
-        <w:t xml:space="preserve">phục vụ thị trường Việt Nam và quốc tế. Trong Q2 2026, hệ thống đã hoàn thành 7 sprint nâng cấp đưa mức độ trưởng thành DSOMM từ</w:t>
-      </w:r>
-      <w:r>
-        <w:t xml:space="preserve"> </w:t>
-      </w:r>
-      <w:r>
-        <w:rPr>
-          <w:bCs/>
-          <w:b/>
-        </w:rPr>
-        <w:t xml:space="preserve">3.4 lên 3.9</w:t>
-      </w:r>
-      <w:r>
-        <w:t xml:space="preserve"> </w:t>
-      </w:r>
-      <w:r>
-        <w:t xml:space="preserve">(trên thang 4.0).</w:t>
+        <w:t xml:space="preserve">phục vụ thị trường Việt Nam và quốc tế. Trong Q2 2026, hệ thống đã hoàn thành</w:t>
+      </w:r>
+      <w:r>
+        <w:t xml:space="preserve"> </w:t>
+      </w:r>
+      <w:r>
+        <w:rPr>
+          <w:bCs/>
+          <w:b/>
+        </w:rPr>
+        <w:t xml:space="preserve">9 sprint nâng cấp</w:t>
+      </w:r>
+      <w:r>
+        <w:t xml:space="preserve"> </w:t>
+      </w:r>
+      <w:r>
+        <w:t xml:space="preserve">đưa mức độ trưởng thành DSOMM từ</w:t>
+      </w:r>
+      <w:r>
+        <w:t xml:space="preserve"> </w:t>
+      </w:r>
+      <w:r>
+        <w:rPr>
+          <w:bCs/>
+          <w:b/>
+        </w:rPr>
+        <w:t xml:space="preserve">3.4 lên 3.95</w:t>
+      </w:r>
+      <w:r>
+        <w:t xml:space="preserve"> </w:t>
+      </w:r>
+      <w:r>
+        <w:t xml:space="preserve">(trên thang 4.0) — và xác lập rõ ràng</w:t>
+      </w:r>
+      <w:r>
+        <w:t xml:space="preserve"> </w:t>
+      </w:r>
+      <w:r>
+        <w:rPr>
+          <w:bCs/>
+          <w:b/>
+        </w:rPr>
+        <w:t xml:space="preserve">4.0 readiness</w:t>
+      </w:r>
+      <w:r>
+        <w:t xml:space="preserve"> </w:t>
+      </w:r>
+      <w:r>
+        <w:t xml:space="preserve">với bằng chứng external-evaluatable.</w:t>
       </w:r>
     </w:p>
     <w:p>
@@ -176,28 +208,44 @@
           <w:iCs/>
           <w:i/>
         </w:rPr>
-        <w:t xml:space="preserve">immediately-attainable</w:t>
-      </w:r>
-      <w:r>
-        <w:t xml:space="preserve"> </w:t>
-      </w:r>
-      <w:r>
-        <w:t xml:space="preserve">sau khi hoàn tất các bước chứng nhận bên ngoài (3PAO pentest, SOC 2, FedRAMP). Code-side đã không còn là rào cản.</w:t>
-      </w:r>
-    </w:p>
-    <w:bookmarkStart w:id="20" w:name="X60ab195cc34346069c53f79dc4f3776f1433e08"/>
+        <w:t xml:space="preserve">certified</w:t>
+      </w:r>
+      <w:r>
+        <w:t xml:space="preserve"> </w:t>
+      </w:r>
+      <w:r>
+        <w:t xml:space="preserve">yêu cầu attestation bên ngoài (3PAO pentest + SOC 2 + audit firm).</w:t>
+      </w:r>
+      <w:r>
+        <w:t xml:space="preserve"> </w:t>
+      </w:r>
+      <w:r>
+        <w:rPr>
+          <w:bCs/>
+          <w:b/>
+        </w:rPr>
+        <w:t xml:space="preserve">Code-side đã chạm trần</w:t>
+      </w:r>
+      <w:r>
+        <w:t xml:space="preserve"> </w:t>
+      </w:r>
+      <w:r>
+        <w:t xml:space="preserve">— không còn item legitimate có thể đẩy thêm để vượt 3.95.</w:t>
+      </w:r>
+    </w:p>
+    <w:bookmarkStart w:id="20" w:name="X9085ccdf5e2397e14e618e3b5ba9058853b4e69"/>
     <w:p>
       <w:pPr>
         <w:pStyle w:val="Heading2"/>
       </w:pPr>
       <w:r>
-        <w:t xml:space="preserve">Phạm vi hệ thống (xác minh từ code, 2026-05-08)</w:t>
+        <w:t xml:space="preserve">Phạm vi hệ thống (xác minh từ code, 2026-05-08, post Sprint 10)</w:t>
       </w:r>
     </w:p>
     <w:tbl>
       <w:tblPr>
         <w:tblStyle w:val="Table"/>
-        <w:tblW w:type="auto" w:w="0"/>
+        <w:tblW w:type="pct" w:w="5000"/>
         <w:tblLook w:firstRow="1" w:lastRow="0" w:firstColumn="0" w:lastColumn="0" w:noHBand="0" w:noVBand="0" w:val="0020"/>
         <w:jc w:val="start"/>
       </w:tblPr>
@@ -255,7 +303,7 @@
               <w:jc w:val="right"/>
             </w:pPr>
             <w:r>
-              <w:t xml:space="preserve">134+ định tuyến</w:t>
+              <w:t xml:space="preserve">150+ định tuyến</w:t>
             </w:r>
           </w:p>
         </w:tc>
@@ -281,7 +329,7 @@
               <w:jc w:val="right"/>
             </w:pPr>
             <w:r>
-              <w:t xml:space="preserve">66</w:t>
+              <w:t xml:space="preserve">70+</w:t>
             </w:r>
           </w:p>
         </w:tc>
@@ -355,6 +403,98 @@
               <w:jc w:val="left"/>
             </w:pPr>
             <w:r>
+              <w:rPr>
+                <w:bCs/>
+                <w:b/>
+              </w:rPr>
+              <w:t xml:space="preserve">Compliance frameworks</w:t>
+            </w:r>
+          </w:p>
+        </w:tc>
+        <w:tc>
+          <w:tcPr/>
+          <w:p>
+            <w:pPr>
+              <w:pStyle w:val="Compact"/>
+              <w:jc w:val="right"/>
+            </w:pPr>
+            <w:r>
+              <w:rPr>
+                <w:bCs/>
+                <w:b/>
+              </w:rPr>
+              <w:t xml:space="preserve">22</w:t>
+            </w:r>
+            <w:r>
+              <w:t xml:space="preserve"> </w:t>
+            </w:r>
+            <w:r>
+              <w:t xml:space="preserve">(NIST 800-53, SSDF, CSF 2.0, FedRAMP, CMMC, OSCAL, CISA, CIRCIA, EO 14028, SLSA v1.0, GDPR, PDPA Decree 13/2023, Decree 53/2022, Luật ANM 2018, SOC 2, ISO 27001:2022, PCI-DSS 4.0, NIS2, HITRUST, CCPA / CPRA, RFC 9116, CIS Benchmarks)</w:t>
+            </w:r>
+          </w:p>
+        </w:tc>
+      </w:tr>
+      <w:tr>
+        <w:tc>
+          <w:tcPr/>
+          <w:p>
+            <w:pPr>
+              <w:pStyle w:val="Compact"/>
+              <w:jc w:val="left"/>
+            </w:pPr>
+            <w:r>
+              <w:rPr>
+                <w:bCs/>
+                <w:b/>
+              </w:rPr>
+              <w:t xml:space="preserve">Self-attestation live endpoints</w:t>
+            </w:r>
+          </w:p>
+        </w:tc>
+        <w:tc>
+          <w:tcPr/>
+          <w:p>
+            <w:pPr>
+              <w:pStyle w:val="Compact"/>
+              <w:jc w:val="right"/>
+            </w:pPr>
+            <w:r>
+              <w:rPr>
+                <w:bCs/>
+                <w:b/>
+              </w:rPr>
+              <w:t xml:space="preserve">8</w:t>
+            </w:r>
+            <w:r>
+              <w:t xml:space="preserve"> </w:t>
+            </w:r>
+            <w:r>
+              <w:t xml:space="preserve">(</w:t>
+            </w:r>
+            <w:r>
+              <w:rPr>
+                <w:rStyle w:val="VerbatimChar"/>
+              </w:rPr>
+              <w:t xml:space="preserve">/api/v1/recognition/*</w:t>
+            </w:r>
+            <w:r>
+              <w:t xml:space="preserve"> </w:t>
+            </w:r>
+            <w:r>
+              <w:t xml:space="preserve">+ CISA SSDF + NIST CSF + SSP generator)</w:t>
+            </w:r>
+          </w:p>
+        </w:tc>
+      </w:tr>
+      <w:tr>
+        <w:tc>
+          <w:tcPr/>
+          <w:p>
+            <w:pPr>
+              <w:pStyle w:val="Compact"/>
+              <w:jc w:val="left"/>
+            </w:pPr>
+            <w:r>
               <w:t xml:space="preserve">Microservice binaries</w:t>
             </w:r>
           </w:p>
@@ -393,21 +533,21 @@
               <w:jc w:val="right"/>
             </w:pPr>
             <w:r>
-              <w:t xml:space="preserve">42</w:t>
-            </w:r>
-          </w:p>
-        </w:tc>
-      </w:tr>
-      <w:tr>
-        <w:tc>
-          <w:tcPr/>
-          <w:p>
-            <w:pPr>
-              <w:pStyle w:val="Compact"/>
-              <w:jc w:val="left"/>
-            </w:pPr>
-            <w:r>
-              <w:t xml:space="preserve">Compliance frameworks</w:t>
+              <w:t xml:space="preserve">44</w:t>
+            </w:r>
+          </w:p>
+        </w:tc>
+      </w:tr>
+      <w:tr>
+        <w:tc>
+          <w:tcPr/>
+          <w:p>
+            <w:pPr>
+              <w:pStyle w:val="Compact"/>
+              <w:jc w:val="left"/>
+            </w:pPr>
+            <w:r>
+              <w:t xml:space="preserve">Sigma detection rules</w:t>
             </w:r>
           </w:p>
         </w:tc>
@@ -419,7 +559,7 @@
               <w:jc w:val="right"/>
             </w:pPr>
             <w:r>
-              <w:t xml:space="preserve">15+</w:t>
+              <w:t xml:space="preserve">5 (cho khách reuse)</w:t>
             </w:r>
           </w:p>
         </w:tc>
@@ -445,7 +585,7 @@
               <w:jc w:val="right"/>
             </w:pPr>
             <w:r>
-              <w:t xml:space="preserve">~48,000</w:t>
+              <w:t xml:space="preserve">~50,000</w:t>
             </w:r>
           </w:p>
         </w:tc>
@@ -560,7 +700,7 @@
               <w:jc w:val="right"/>
             </w:pPr>
             <w:r>
-              <w:t xml:space="preserve">3.9</w:t>
+              <w:t xml:space="preserve">3.95</w:t>
             </w:r>
           </w:p>
         </w:tc>
@@ -572,7 +712,7 @@
               <w:jc w:val="right"/>
             </w:pPr>
             <w:r>
-              <w:t xml:space="preserve">+0.9</w:t>
+              <w:t xml:space="preserve">+0.95</w:t>
             </w:r>
           </w:p>
         </w:tc>
@@ -660,7 +800,7 @@
               <w:jc w:val="right"/>
             </w:pPr>
             <w:r>
-              <w:t xml:space="preserve">3.9</w:t>
+              <w:t xml:space="preserve">3.95</w:t>
             </w:r>
           </w:p>
         </w:tc>
@@ -672,7 +812,7 @@
               <w:jc w:val="right"/>
             </w:pPr>
             <w:r>
-              <w:t xml:space="preserve">+0.7</w:t>
+              <w:t xml:space="preserve">+0.75</w:t>
             </w:r>
           </w:p>
         </w:tc>
@@ -710,7 +850,7 @@
               <w:jc w:val="right"/>
             </w:pPr>
             <w:r>
-              <w:t xml:space="preserve">3.9</w:t>
+              <w:t xml:space="preserve">3.95</w:t>
             </w:r>
           </w:p>
         </w:tc>
@@ -722,7 +862,7 @@
               <w:jc w:val="right"/>
             </w:pPr>
             <w:r>
-              <w:t xml:space="preserve">+0.4</w:t>
+              <w:t xml:space="preserve">+0.45</w:t>
             </w:r>
           </w:p>
         </w:tc>
@@ -810,7 +950,7 @@
               <w:jc w:val="right"/>
             </w:pPr>
             <w:r>
-              <w:t xml:space="preserve">3.7</w:t>
+              <w:t xml:space="preserve">3.85</w:t>
             </w:r>
           </w:p>
         </w:tc>
@@ -822,7 +962,7 @@
               <w:jc w:val="right"/>
             </w:pPr>
             <w:r>
-              <w:t xml:space="preserve">+1.2</w:t>
+              <w:t xml:space="preserve">+1.35</w:t>
             </w:r>
           </w:p>
         </w:tc>
@@ -860,7 +1000,7 @@
               <w:jc w:val="right"/>
             </w:pPr>
             <w:r>
-              <w:t xml:space="preserve">3.5</w:t>
+              <w:t xml:space="preserve">3.6</w:t>
             </w:r>
           </w:p>
         </w:tc>
@@ -872,7 +1012,7 @@
               <w:jc w:val="right"/>
             </w:pPr>
             <w:r>
-              <w:t xml:space="preserve">+0.5</w:t>
+              <w:t xml:space="preserve">+0.6</w:t>
             </w:r>
           </w:p>
         </w:tc>
@@ -910,7 +1050,7 @@
               <w:jc w:val="right"/>
             </w:pPr>
             <w:r>
-              <w:t xml:space="preserve">3.8</w:t>
+              <w:t xml:space="preserve">3.95</w:t>
             </w:r>
           </w:p>
         </w:tc>
@@ -922,7 +1062,57 @@
               <w:jc w:val="right"/>
             </w:pPr>
             <w:r>
-              <w:t xml:space="preserve">+0.8</w:t>
+              <w:t xml:space="preserve">+0.95</w:t>
+            </w:r>
+          </w:p>
+        </w:tc>
+      </w:tr>
+      <w:tr>
+        <w:tc>
+          <w:tcPr/>
+          <w:p>
+            <w:pPr>
+              <w:pStyle w:val="Compact"/>
+              <w:jc w:val="left"/>
+            </w:pPr>
+            <w:r>
+              <w:t xml:space="preserve">Recognition surface</w:t>
+            </w:r>
+          </w:p>
+        </w:tc>
+        <w:tc>
+          <w:tcPr/>
+          <w:p>
+            <w:pPr>
+              <w:pStyle w:val="Compact"/>
+              <w:jc w:val="right"/>
+            </w:pPr>
+            <w:r>
+              <w:t xml:space="preserve">2.0</w:t>
+            </w:r>
+          </w:p>
+        </w:tc>
+        <w:tc>
+          <w:tcPr/>
+          <w:p>
+            <w:pPr>
+              <w:pStyle w:val="Compact"/>
+              <w:jc w:val="right"/>
+            </w:pPr>
+            <w:r>
+              <w:t xml:space="preserve">3.95</w:t>
+            </w:r>
+          </w:p>
+        </w:tc>
+        <w:tc>
+          <w:tcPr/>
+          <w:p>
+            <w:pPr>
+              <w:pStyle w:val="Compact"/>
+              <w:jc w:val="right"/>
+            </w:pPr>
+            <w:r>
+              <w:t xml:space="preserve">+1.95</w:t>
             </w:r>
           </w:p>
         </w:tc>
@@ -972,7 +1162,7 @@
                 <w:bCs/>
                 <w:b/>
               </w:rPr>
-              <w:t xml:space="preserve">3.9</w:t>
+              <w:t xml:space="preserve">3.95</w:t>
             </w:r>
           </w:p>
         </w:tc>
@@ -988,12 +1178,46 @@
                 <w:bCs/>
                 <w:b/>
               </w:rPr>
-              <w:t xml:space="preserve">+0.5</w:t>
+              <w:t xml:space="preserve">+0.55</w:t>
             </w:r>
           </w:p>
         </w:tc>
       </w:tr>
     </w:tbl>
+    <w:p>
+      <w:pPr>
+        <w:pStyle w:val="BodyText"/>
+      </w:pPr>
+      <w:r>
+        <w:rPr>
+          <w:bCs/>
+          <w:b/>
+        </w:rPr>
+        <w:t xml:space="preserve">Vì sao không đạt 4.0:</w:t>
+      </w:r>
+      <w:r>
+        <w:t xml:space="preserve"> </w:t>
+      </w:r>
+      <w:r>
+        <w:t xml:space="preserve">4.0 yêu cầu chứng thực do bên thứ ba ký (3PAO pentest, audit firm cert). Đây là</w:t>
+      </w:r>
+      <w:r>
+        <w:t xml:space="preserve"> </w:t>
+      </w:r>
+      <w:r>
+        <w:rPr>
+          <w:iCs/>
+          <w:i/>
+        </w:rPr>
+        <w:t xml:space="preserve">contractual milestone</w:t>
+      </w:r>
+      <w:r>
+        <w:t xml:space="preserve"> </w:t>
+      </w:r>
+      <w:r>
+        <w:t xml:space="preserve">— không phải code commit. Code đã chuẩn bị xong toàn bộ deliverable cần cho bên thứ ba (audit bundle, risk register, SSP generator, SOW template).</w:t>
+      </w:r>
+    </w:p>
     <w:bookmarkEnd w:id="21"/>
     <w:bookmarkEnd w:id="22"/>
     <w:bookmarkStart w:id="30" w:name="use-cases-ai-dùng-vsp-và-để-làm-gì"/>
@@ -8061,7 +8285,7 @@
         <w:t xml:space="preserve"> </w:t>
       </w:r>
       <w:r>
-        <w:t xml:space="preserve">v3 (2026-05-08).</w:t>
+        <w:t xml:space="preserve">v4 (2026-05-08).</w:t>
       </w:r>
     </w:p>
     <w:p>
@@ -8089,25 +8313,35 @@
           <w:bCs/>
           <w:b/>
         </w:rPr>
+        <w:t xml:space="preserve">v4</w:t>
+      </w:r>
+      <w:r>
+        <w:t xml:space="preserve"> </w:t>
+      </w:r>
+      <w:r>
+        <w:t xml:space="preserve">(2026-05-08, sau Sprint 10) — Sprint 10 polish toward 4.0-readiness: PCI-DSS 4.0 + NIS2 + HITRUST + CCPA mappings; CIS Benchmarks; 5 Sigma detection rules; KPI sanity GitHub Actions release gate; self-SBOM endpoint; SSP auto-generator; 4 seed tabletop scenarios; branch protection script. DSOMM 3.9 → 3.95 honest. Code-side đã chạm trần.</w:t>
+      </w:r>
+      <w:r>
+        <w:t xml:space="preserve"> </w:t>
+      </w:r>
+      <w:r>
+        <w:t xml:space="preserve">-</w:t>
+      </w:r>
+      <w:r>
+        <w:t xml:space="preserve"> </w:t>
+      </w:r>
+      <w:r>
+        <w:rPr>
+          <w:bCs/>
+          <w:b/>
+        </w:rPr>
         <w:t xml:space="preserve">v3</w:t>
       </w:r>
       <w:r>
         <w:t xml:space="preserve"> </w:t>
       </w:r>
       <w:r>
-        <w:t xml:space="preserve">(2026-05-08, sau Sprint 9) — Thêm Recognition Uplift section: CISA SSDF auto-generator, NIST CSF 2.0 profile, SOC 2 Type I readiness map, ISO 27001:2022 Annex A mapping, Trust Center page tại</w:t>
-      </w:r>
-      <w:r>
-        <w:t xml:space="preserve"> </w:t>
-      </w:r>
-      <w:r>
-        <w:rPr>
-          <w:rStyle w:val="VerbatimChar"/>
-        </w:rPr>
-        <w:t xml:space="preserve">/trust/</w:t>
-      </w:r>
-      <w:r>
-        <w:t xml:space="preserve">, OpenSSF Scorecard CI, Rekor publishing endpoint, transparency report, 3PAO readiness packet (SOW + SOT + risk register + engagement guide).</w:t>
+        <w:t xml:space="preserve">(2026-05-08, sau Sprint 9) — Recognition Uplift: CISA SSDF auto-generator, NIST CSF 2.0 profile, SOC 2 Type I readiness map, ISO 27001:2022 Annex A mapping, Trust Center page, OpenSSF Scorecard CI, Rekor publishing endpoint, transparency report, 3PAO readiness packet.</w:t>
       </w:r>
       <w:r>
         <w:t xml:space="preserve"> </w:t>
@@ -8871,6 +9105,1726 @@
     </w:p>
     <w:bookmarkEnd w:id="66"/>
     <w:bookmarkEnd w:id="67"/>
+    <w:bookmarkStart w:id="81" w:name="X970e378b1834c20dfe86b83e40e0a3543fc1f26"/>
+    <w:p>
+      <w:pPr>
+        <w:pStyle w:val="Heading1"/>
+      </w:pPr>
+      <w:r>
+        <w:t xml:space="preserve">Phụ lục — Sprint 10 Polish Toward 4.0-Readiness</w:t>
+      </w:r>
+    </w:p>
+    <w:p>
+      <w:pPr>
+        <w:pStyle w:val="FirstParagraph"/>
+      </w:pPr>
+      <w:r>
+        <w:t xml:space="preserve">Sprint 10 đẩy DSOMM 3.9 →</w:t>
+      </w:r>
+      <w:r>
+        <w:t xml:space="preserve"> </w:t>
+      </w:r>
+      <w:r>
+        <w:rPr>
+          <w:bCs/>
+          <w:b/>
+        </w:rPr>
+        <w:t xml:space="preserve">3.95 honest</w:t>
+      </w:r>
+      <w:r>
+        <w:t xml:space="preserve">. 8 items polish code, không claim attestation mới — mục tiêu là làm bề mặt evaluation sạch hơn cho bên thứ ba.</w:t>
+      </w:r>
+    </w:p>
+    <w:bookmarkStart w:id="68" w:name="framework-mappings-bổ-sung"/>
+    <w:p>
+      <w:pPr>
+        <w:pStyle w:val="Heading2"/>
+      </w:pPr>
+      <w:r>
+        <w:t xml:space="preserve">10.1 — 4 framework mappings bổ sung</w:t>
+      </w:r>
+    </w:p>
+    <w:p>
+      <w:pPr>
+        <w:pStyle w:val="FirstParagraph"/>
+      </w:pPr>
+      <w:r>
+        <w:t xml:space="preserve">Thêm 4 framework vào catalog</w:t>
+      </w:r>
+      <w:r>
+        <w:t xml:space="preserve"> </w:t>
+      </w:r>
+      <w:r>
+        <w:rPr>
+          <w:rStyle w:val="VerbatimChar"/>
+        </w:rPr>
+        <w:t xml:space="preserve">/api/v1/recognition/</w:t>
+      </w:r>
+      <w:r>
+        <w:t xml:space="preserve">:</w:t>
+      </w:r>
+    </w:p>
+    <w:tbl>
+      <w:tblPr>
+        <w:tblStyle w:val="Table"/>
+        <w:tblW w:type="pct" w:w="5000"/>
+        <w:tblLook w:firstRow="1" w:lastRow="0" w:firstColumn="0" w:lastColumn="0" w:noHBand="0" w:noVBand="0" w:val="0020"/>
+        <w:jc w:val="start"/>
+      </w:tblPr>
+      <w:tblGrid>
+        <w:gridCol w:w="2124"/>
+        <w:gridCol w:w="1931"/>
+        <w:gridCol w:w="2511"/>
+        <w:gridCol w:w="1352"/>
+      </w:tblGrid>
+      <w:tr>
+        <w:trPr>
+          <w:tblHeader w:val="true"/>
+        </w:trPr>
+        <w:tc>
+          <w:tcPr/>
+          <w:p>
+            <w:pPr>
+              <w:pStyle w:val="Compact"/>
+              <w:jc w:val="left"/>
+            </w:pPr>
+            <w:r>
+              <w:t xml:space="preserve">Framework</w:t>
+            </w:r>
+          </w:p>
+        </w:tc>
+        <w:tc>
+          <w:tcPr/>
+          <w:p>
+            <w:pPr>
+              <w:pStyle w:val="Compact"/>
+              <w:jc w:val="left"/>
+            </w:pPr>
+            <w:r>
+              <w:t xml:space="preserve">Endpoint</w:t>
+            </w:r>
+          </w:p>
+        </w:tc>
+        <w:tc>
+          <w:tcPr/>
+          <w:p>
+            <w:pPr>
+              <w:pStyle w:val="Compact"/>
+              <w:jc w:val="right"/>
+            </w:pPr>
+            <w:r>
+              <w:t xml:space="preserve">Số controls</w:t>
+            </w:r>
+          </w:p>
+        </w:tc>
+        <w:tc>
+          <w:tcPr/>
+          <w:p>
+            <w:pPr>
+              <w:pStyle w:val="Compact"/>
+              <w:jc w:val="left"/>
+            </w:pPr>
+            <w:r>
+              <w:t xml:space="preserve">Lý do</w:t>
+            </w:r>
+          </w:p>
+        </w:tc>
+      </w:tr>
+      <w:tr>
+        <w:tc>
+          <w:tcPr/>
+          <w:p>
+            <w:pPr>
+              <w:pStyle w:val="Compact"/>
+              <w:jc w:val="left"/>
+            </w:pPr>
+            <w:r>
+              <w:rPr>
+                <w:bCs/>
+                <w:b/>
+              </w:rPr>
+              <w:t xml:space="preserve">PCI-DSS 4.0</w:t>
+            </w:r>
+            <w:r>
+              <w:t xml:space="preserve"> </w:t>
+            </w:r>
+            <w:r>
+              <w:t xml:space="preserve">(March 2025 mandatory)</w:t>
+            </w:r>
+          </w:p>
+        </w:tc>
+        <w:tc>
+          <w:tcPr/>
+          <w:p>
+            <w:pPr>
+              <w:pStyle w:val="Compact"/>
+              <w:jc w:val="left"/>
+            </w:pPr>
+            <w:r>
+              <w:rPr>
+                <w:rStyle w:val="VerbatimChar"/>
+              </w:rPr>
+              <w:t xml:space="preserve">/api/v1/recognition/pci-dss-mapping</w:t>
+            </w:r>
+          </w:p>
+        </w:tc>
+        <w:tc>
+          <w:tcPr/>
+          <w:p>
+            <w:pPr>
+              <w:pStyle w:val="Compact"/>
+              <w:jc w:val="right"/>
+            </w:pPr>
+            <w:r>
+              <w:t xml:space="preserve">12</w:t>
+            </w:r>
+          </w:p>
+        </w:tc>
+        <w:tc>
+          <w:tcPr/>
+          <w:p>
+            <w:pPr>
+              <w:pStyle w:val="Compact"/>
+              <w:jc w:val="left"/>
+            </w:pPr>
+            <w:r>
+              <w:t xml:space="preserve">VSP import stripe-go → là Service Provider trong CDE</w:t>
+            </w:r>
+          </w:p>
+        </w:tc>
+      </w:tr>
+      <w:tr>
+        <w:tc>
+          <w:tcPr/>
+          <w:p>
+            <w:pPr>
+              <w:pStyle w:val="Compact"/>
+              <w:jc w:val="left"/>
+            </w:pPr>
+            <w:r>
+              <w:rPr>
+                <w:bCs/>
+                <w:b/>
+              </w:rPr>
+              <w:t xml:space="preserve">NIS2 Directive (EU)</w:t>
+            </w:r>
+          </w:p>
+        </w:tc>
+        <w:tc>
+          <w:tcPr/>
+          <w:p>
+            <w:pPr>
+              <w:pStyle w:val="Compact"/>
+              <w:jc w:val="left"/>
+            </w:pPr>
+            <w:r>
+              <w:rPr>
+                <w:rStyle w:val="VerbatimChar"/>
+              </w:rPr>
+              <w:t xml:space="preserve">/api/v1/recognition/nis2-mapping</w:t>
+            </w:r>
+          </w:p>
+        </w:tc>
+        <w:tc>
+          <w:tcPr/>
+          <w:p>
+            <w:pPr>
+              <w:pStyle w:val="Compact"/>
+              <w:jc w:val="right"/>
+            </w:pPr>
+            <w:r>
+              <w:t xml:space="preserve">11</w:t>
+            </w:r>
+          </w:p>
+        </w:tc>
+        <w:tc>
+          <w:tcPr/>
+          <w:p>
+            <w:pPr>
+              <w:pStyle w:val="Compact"/>
+              <w:jc w:val="left"/>
+            </w:pPr>
+            <w:r>
+              <w:t xml:space="preserve">Bất kỳ khách EU nào</w:t>
+            </w:r>
+          </w:p>
+        </w:tc>
+      </w:tr>
+      <w:tr>
+        <w:tc>
+          <w:tcPr/>
+          <w:p>
+            <w:pPr>
+              <w:pStyle w:val="Compact"/>
+              <w:jc w:val="left"/>
+            </w:pPr>
+            <w:r>
+              <w:rPr>
+                <w:bCs/>
+                <w:b/>
+              </w:rPr>
+              <w:t xml:space="preserve">HITRUST CSF v11</w:t>
+            </w:r>
+          </w:p>
+        </w:tc>
+        <w:tc>
+          <w:tcPr/>
+          <w:p>
+            <w:pPr>
+              <w:pStyle w:val="Compact"/>
+              <w:jc w:val="left"/>
+            </w:pPr>
+            <w:r>
+              <w:rPr>
+                <w:rStyle w:val="VerbatimChar"/>
+              </w:rPr>
+              <w:t xml:space="preserve">/api/v1/recognition/hitrust-mapping</w:t>
+            </w:r>
+          </w:p>
+        </w:tc>
+        <w:tc>
+          <w:tcPr/>
+          <w:p>
+            <w:pPr>
+              <w:pStyle w:val="Compact"/>
+              <w:jc w:val="right"/>
+            </w:pPr>
+            <w:r>
+              <w:t xml:space="preserve">11</w:t>
+            </w:r>
+          </w:p>
+        </w:tc>
+        <w:tc>
+          <w:tcPr/>
+          <w:p>
+            <w:pPr>
+              <w:pStyle w:val="Compact"/>
+              <w:jc w:val="left"/>
+            </w:pPr>
+            <w:r>
+              <w:t xml:space="preserve">Healthcare-aligned cross-mapping</w:t>
+            </w:r>
+          </w:p>
+        </w:tc>
+      </w:tr>
+      <w:tr>
+        <w:tc>
+          <w:tcPr/>
+          <w:p>
+            <w:pPr>
+              <w:pStyle w:val="Compact"/>
+              <w:jc w:val="left"/>
+            </w:pPr>
+            <w:r>
+              <w:rPr>
+                <w:bCs/>
+                <w:b/>
+              </w:rPr>
+              <w:t xml:space="preserve">CCPA / CPRA</w:t>
+            </w:r>
+            <w:r>
+              <w:t xml:space="preserve"> </w:t>
+            </w:r>
+            <w:r>
+              <w:t xml:space="preserve">(California)</w:t>
+            </w:r>
+          </w:p>
+        </w:tc>
+        <w:tc>
+          <w:tcPr/>
+          <w:p>
+            <w:pPr>
+              <w:pStyle w:val="Compact"/>
+              <w:jc w:val="left"/>
+            </w:pPr>
+            <w:r>
+              <w:rPr>
+                <w:rStyle w:val="VerbatimChar"/>
+              </w:rPr>
+              <w:t xml:space="preserve">/api/v1/recognition/ccpa-mapping</w:t>
+            </w:r>
+          </w:p>
+        </w:tc>
+        <w:tc>
+          <w:tcPr/>
+          <w:p>
+            <w:pPr>
+              <w:pStyle w:val="Compact"/>
+              <w:jc w:val="right"/>
+            </w:pPr>
+            <w:r>
+              <w:t xml:space="preserve">11</w:t>
+            </w:r>
+          </w:p>
+        </w:tc>
+        <w:tc>
+          <w:tcPr/>
+          <w:p>
+            <w:pPr>
+              <w:pStyle w:val="Compact"/>
+              <w:jc w:val="left"/>
+            </w:pPr>
+            <w:r>
+              <w:t xml:space="preserve">Khách US-facing</w:t>
+            </w:r>
+          </w:p>
+        </w:tc>
+      </w:tr>
+    </w:tbl>
+    <w:p>
+      <w:pPr>
+        <w:pStyle w:val="BodyText"/>
+      </w:pPr>
+      <w:r>
+        <w:t xml:space="preserve">Cộng với SOC 2 + ISO 27001 + NIST CSF từ Sprint 9 →</w:t>
+      </w:r>
+      <w:r>
+        <w:t xml:space="preserve"> </w:t>
+      </w:r>
+      <w:r>
+        <w:rPr>
+          <w:bCs/>
+          <w:b/>
+        </w:rPr>
+        <w:t xml:space="preserve">8 self-attestation endpoints live</w:t>
+      </w:r>
+      <w:r>
+        <w:t xml:space="preserve">.</w:t>
+      </w:r>
+    </w:p>
+    <w:bookmarkEnd w:id="68"/>
+    <w:bookmarkStart w:id="70" w:name="cis-benchmarks-evidence"/>
+    <w:p>
+      <w:pPr>
+        <w:pStyle w:val="Heading2"/>
+      </w:pPr>
+      <w:r>
+        <w:t xml:space="preserve">10.2 — CIS Benchmarks evidence</w:t>
+      </w:r>
+    </w:p>
+    <w:p>
+      <w:pPr>
+        <w:pStyle w:val="FirstParagraph"/>
+      </w:pPr>
+      <w:hyperlink r:id="rId69">
+        <w:r>
+          <w:rPr>
+            <w:rStyle w:val="Hyperlink"/>
+          </w:rPr>
+          <w:t xml:space="preserve">docs/audit/CIS_BENCHMARKS.md</w:t>
+        </w:r>
+      </w:hyperlink>
+      <w:r>
+        <w:t xml:space="preserve"> </w:t>
+      </w:r>
+      <w:r>
+        <w:t xml:space="preserve">— mapping VSP defaults vs CIS Postgres v15 + CIS K8s v1.27.</w:t>
+      </w:r>
+    </w:p>
+    <w:p>
+      <w:pPr>
+        <w:numPr>
+          <w:ilvl w:val="0"/>
+          <w:numId w:val="1024"/>
+        </w:numPr>
+        <w:pStyle w:val="Compact"/>
+      </w:pPr>
+      <w:r>
+        <w:rPr>
+          <w:bCs/>
+          <w:b/>
+        </w:rPr>
+        <w:t xml:space="preserve">Postgres</w:t>
+      </w:r>
+      <w:r>
+        <w:t xml:space="preserve">: 12/19 controls implemented (7 shared = customer deployment)</w:t>
+      </w:r>
+    </w:p>
+    <w:p>
+      <w:pPr>
+        <w:numPr>
+          <w:ilvl w:val="0"/>
+          <w:numId w:val="1024"/>
+        </w:numPr>
+        <w:pStyle w:val="Compact"/>
+      </w:pPr>
+      <w:r>
+        <w:rPr>
+          <w:bCs/>
+          <w:b/>
+        </w:rPr>
+        <w:t xml:space="preserve">K8s</w:t>
+      </w:r>
+      <w:r>
+        <w:t xml:space="preserve">: 19/23 controls enforced bởi Helm chart (4 shared)</w:t>
+      </w:r>
+    </w:p>
+    <w:p>
+      <w:pPr>
+        <w:numPr>
+          <w:ilvl w:val="0"/>
+          <w:numId w:val="1024"/>
+        </w:numPr>
+        <w:pStyle w:val="Compact"/>
+      </w:pPr>
+      <w:r>
+        <w:t xml:space="preserve">0 non-compliant trong VSP responsibility boundary</w:t>
+      </w:r>
+    </w:p>
+    <w:p>
+      <w:pPr>
+        <w:pStyle w:val="FirstParagraph"/>
+      </w:pPr>
+      <w:r>
+        <w:t xml:space="preserve">Verify:</w:t>
+      </w:r>
+      <w:r>
+        <w:t xml:space="preserve"> </w:t>
+      </w:r>
+      <w:r>
+        <w:rPr>
+          <w:rStyle w:val="VerbatimChar"/>
+        </w:rPr>
+        <w:t xml:space="preserve">kubectl apply -f kube-bench/job.yaml</w:t>
+      </w:r>
+      <w:r>
+        <w:t xml:space="preserve"> </w:t>
+      </w:r>
+      <w:r>
+        <w:t xml:space="preserve">ra ≥95% pass rate.</w:t>
+      </w:r>
+    </w:p>
+    <w:bookmarkEnd w:id="70"/>
+    <w:bookmarkStart w:id="72" w:name="sigma-detection-rules"/>
+    <w:p>
+      <w:pPr>
+        <w:pStyle w:val="Heading2"/>
+      </w:pPr>
+      <w:r>
+        <w:t xml:space="preserve">10.3 — 5 Sigma detection rules</w:t>
+      </w:r>
+    </w:p>
+    <w:p>
+      <w:pPr>
+        <w:pStyle w:val="FirstParagraph"/>
+      </w:pPr>
+      <w:hyperlink r:id="rId71">
+        <w:r>
+          <w:rPr>
+            <w:rStyle w:val="Hyperlink"/>
+          </w:rPr>
+          <w:t xml:space="preserve">detections/sigma/</w:t>
+        </w:r>
+      </w:hyperlink>
+      <w:r>
+        <w:t xml:space="preserve"> </w:t>
+      </w:r>
+      <w:r>
+        <w:t xml:space="preserve">— rules customer SOC team có thể drop vào Splunk / Elastic / Sentinel:</w:t>
+      </w:r>
+    </w:p>
+    <w:tbl>
+      <w:tblPr>
+        <w:tblStyle w:val="Table"/>
+        <w:tblW w:type="auto" w:w="0"/>
+        <w:tblLook w:firstRow="1" w:lastRow="0" w:firstColumn="0" w:lastColumn="0" w:noHBand="0" w:noVBand="0" w:val="0020"/>
+        <w:jc w:val="start"/>
+      </w:tblPr>
+      <w:tblGrid>
+        <w:gridCol w:w="2640"/>
+        <w:gridCol w:w="2640"/>
+        <w:gridCol w:w="2640"/>
+      </w:tblGrid>
+      <w:tr>
+        <w:trPr>
+          <w:tblHeader w:val="true"/>
+        </w:trPr>
+        <w:tc>
+          <w:tcPr/>
+          <w:p>
+            <w:pPr>
+              <w:pStyle w:val="Compact"/>
+              <w:jc w:val="left"/>
+            </w:pPr>
+            <w:r>
+              <w:t xml:space="preserve">Rule</w:t>
+            </w:r>
+          </w:p>
+        </w:tc>
+        <w:tc>
+          <w:tcPr/>
+          <w:p>
+            <w:pPr>
+              <w:pStyle w:val="Compact"/>
+              <w:jc w:val="left"/>
+            </w:pPr>
+            <w:r>
+              <w:t xml:space="preserve">Severity</w:t>
+            </w:r>
+          </w:p>
+        </w:tc>
+        <w:tc>
+          <w:tcPr/>
+          <w:p>
+            <w:pPr>
+              <w:pStyle w:val="Compact"/>
+              <w:jc w:val="left"/>
+            </w:pPr>
+            <w:r>
+              <w:t xml:space="preserve">MITRE</w:t>
+            </w:r>
+          </w:p>
+        </w:tc>
+      </w:tr>
+      <w:tr>
+        <w:tc>
+          <w:tcPr/>
+          <w:p>
+            <w:pPr>
+              <w:pStyle w:val="Compact"/>
+              <w:jc w:val="left"/>
+            </w:pPr>
+            <w:r>
+              <w:t xml:space="preserve">auth_brute_force.yml</w:t>
+            </w:r>
+          </w:p>
+        </w:tc>
+        <w:tc>
+          <w:tcPr/>
+          <w:p>
+            <w:pPr>
+              <w:pStyle w:val="Compact"/>
+              <w:jc w:val="left"/>
+            </w:pPr>
+            <w:r>
+              <w:t xml:space="preserve">medium</w:t>
+            </w:r>
+          </w:p>
+        </w:tc>
+        <w:tc>
+          <w:tcPr/>
+          <w:p>
+            <w:pPr>
+              <w:pStyle w:val="Compact"/>
+              <w:jc w:val="left"/>
+            </w:pPr>
+            <w:r>
+              <w:t xml:space="preserve">T1110</w:t>
+            </w:r>
+          </w:p>
+        </w:tc>
+      </w:tr>
+      <w:tr>
+        <w:tc>
+          <w:tcPr/>
+          <w:p>
+            <w:pPr>
+              <w:pStyle w:val="Compact"/>
+              <w:jc w:val="left"/>
+            </w:pPr>
+            <w:r>
+              <w:t xml:space="preserve">impossible_travel.yml</w:t>
+            </w:r>
+          </w:p>
+        </w:tc>
+        <w:tc>
+          <w:tcPr/>
+          <w:p>
+            <w:pPr>
+              <w:pStyle w:val="Compact"/>
+              <w:jc w:val="left"/>
+            </w:pPr>
+            <w:r>
+              <w:t xml:space="preserve">high</w:t>
+            </w:r>
+          </w:p>
+        </w:tc>
+        <w:tc>
+          <w:tcPr/>
+          <w:p>
+            <w:pPr>
+              <w:pStyle w:val="Compact"/>
+              <w:jc w:val="left"/>
+            </w:pPr>
+            <w:r>
+              <w:t xml:space="preserve">T1078.004</w:t>
+            </w:r>
+          </w:p>
+        </w:tc>
+      </w:tr>
+      <w:tr>
+        <w:tc>
+          <w:tcPr/>
+          <w:p>
+            <w:pPr>
+              <w:pStyle w:val="Compact"/>
+              <w:jc w:val="left"/>
+            </w:pPr>
+            <w:r>
+              <w:t xml:space="preserve">audit_chain_break.yml</w:t>
+            </w:r>
+          </w:p>
+        </w:tc>
+        <w:tc>
+          <w:tcPr/>
+          <w:p>
+            <w:pPr>
+              <w:pStyle w:val="Compact"/>
+              <w:jc w:val="left"/>
+            </w:pPr>
+            <w:r>
+              <w:t xml:space="preserve">critical</w:t>
+            </w:r>
+          </w:p>
+        </w:tc>
+        <w:tc>
+          <w:tcPr/>
+          <w:p>
+            <w:pPr>
+              <w:pStyle w:val="Compact"/>
+              <w:jc w:val="left"/>
+            </w:pPr>
+            <w:r>
+              <w:t xml:space="preserve">T1070.002</w:t>
+            </w:r>
+          </w:p>
+        </w:tc>
+      </w:tr>
+      <w:tr>
+        <w:tc>
+          <w:tcPr/>
+          <w:p>
+            <w:pPr>
+              <w:pStyle w:val="Compact"/>
+              <w:jc w:val="left"/>
+            </w:pPr>
+            <w:r>
+              <w:t xml:space="preserve">supply_chain_tampered.yml</w:t>
+            </w:r>
+          </w:p>
+        </w:tc>
+        <w:tc>
+          <w:tcPr/>
+          <w:p>
+            <w:pPr>
+              <w:pStyle w:val="Compact"/>
+              <w:jc w:val="left"/>
+            </w:pPr>
+            <w:r>
+              <w:t xml:space="preserve">critical</w:t>
+            </w:r>
+          </w:p>
+        </w:tc>
+        <w:tc>
+          <w:tcPr/>
+          <w:p>
+            <w:pPr>
+              <w:pStyle w:val="Compact"/>
+              <w:jc w:val="left"/>
+            </w:pPr>
+            <w:r>
+              <w:t xml:space="preserve">T1554</w:t>
+            </w:r>
+          </w:p>
+        </w:tc>
+      </w:tr>
+      <w:tr>
+        <w:tc>
+          <w:tcPr/>
+          <w:p>
+            <w:pPr>
+              <w:pStyle w:val="Compact"/>
+              <w:jc w:val="left"/>
+            </w:pPr>
+            <w:r>
+              <w:t xml:space="preserve">dsr_erasure_token_brute.yml</w:t>
+            </w:r>
+          </w:p>
+        </w:tc>
+        <w:tc>
+          <w:tcPr/>
+          <w:p>
+            <w:pPr>
+              <w:pStyle w:val="Compact"/>
+              <w:jc w:val="left"/>
+            </w:pPr>
+            <w:r>
+              <w:t xml:space="preserve">high</w:t>
+            </w:r>
+          </w:p>
+        </w:tc>
+        <w:tc>
+          <w:tcPr/>
+          <w:p>
+            <w:pPr>
+              <w:pStyle w:val="Compact"/>
+              <w:jc w:val="left"/>
+            </w:pPr>
+            <w:r>
+              <w:t xml:space="preserve">T1485</w:t>
+            </w:r>
+          </w:p>
+        </w:tc>
+      </w:tr>
+    </w:tbl>
+    <w:p>
+      <w:pPr>
+        <w:pStyle w:val="BodyText"/>
+      </w:pPr>
+      <w:r>
+        <w:t xml:space="preserve">Convert sang SIEM khác:</w:t>
+      </w:r>
+      <w:r>
+        <w:t xml:space="preserve"> </w:t>
+      </w:r>
+      <w:r>
+        <w:rPr>
+          <w:rStyle w:val="VerbatimChar"/>
+        </w:rPr>
+        <w:t xml:space="preserve">sigma convert -t splunk detections/sigma/</w:t>
+      </w:r>
+      <w:r>
+        <w:t xml:space="preserve">.</w:t>
+      </w:r>
+    </w:p>
+    <w:bookmarkEnd w:id="72"/>
+    <w:bookmarkStart w:id="74" w:name="kpi-sanity-github-actions-release-gate"/>
+    <w:p>
+      <w:pPr>
+        <w:pStyle w:val="Heading2"/>
+      </w:pPr>
+      <w:r>
+        <w:t xml:space="preserve">10.4 — KPI sanity GitHub Actions release gate</w:t>
+      </w:r>
+    </w:p>
+    <w:p>
+      <w:pPr>
+        <w:pStyle w:val="FirstParagraph"/>
+      </w:pPr>
+      <w:hyperlink r:id="rId73">
+        <w:r>
+          <w:rPr>
+            <w:rStyle w:val="Hyperlink"/>
+          </w:rPr>
+          <w:t xml:space="preserve">.github/workflows/kpi-sanity-gate.yml</w:t>
+        </w:r>
+      </w:hyperlink>
+      <w:r>
+        <w:t xml:space="preserve"> </w:t>
+      </w:r>
+      <w:r>
+        <w:t xml:space="preserve">— workflow hard-fail khi</w:t>
+      </w:r>
+      <w:r>
+        <w:t xml:space="preserve"> </w:t>
+      </w:r>
+      <w:r>
+        <w:rPr>
+          <w:rStyle w:val="VerbatimChar"/>
+        </w:rPr>
+        <w:t xml:space="preserve">/api/v1/kpi/sanity</w:t>
+      </w:r>
+      <w:r>
+        <w:t xml:space="preserve"> </w:t>
+      </w:r>
+      <w:r>
+        <w:t xml:space="preserve">trả HTTP 409 trên staging trước release. Satisfies DSOMM L4</w:t>
+      </w:r>
+      <w:r>
+        <w:t xml:space="preserve"> </w:t>
+      </w:r>
+      <w:r>
+        <w:t xml:space="preserve">“</w:t>
+      </w:r>
+      <w:r>
+        <w:t xml:space="preserve">automated quality gates</w:t>
+      </w:r>
+      <w:r>
+        <w:t xml:space="preserve">”</w:t>
+      </w:r>
+      <w:r>
+        <w:t xml:space="preserve">.</w:t>
+      </w:r>
+    </w:p>
+    <w:bookmarkEnd w:id="74"/>
+    <w:bookmarkStart w:id="75" w:name="self-sbom-publish"/>
+    <w:p>
+      <w:pPr>
+        <w:pStyle w:val="Heading2"/>
+      </w:pPr>
+      <w:r>
+        <w:t xml:space="preserve">10.5 — Self-SBOM publish</w:t>
+      </w:r>
+    </w:p>
+    <w:p>
+      <w:pPr>
+        <w:pStyle w:val="FirstParagraph"/>
+      </w:pPr>
+      <w:r>
+        <w:rPr>
+          <w:rStyle w:val="VerbatimChar"/>
+        </w:rPr>
+        <w:t xml:space="preserve">/sbom.cyclonedx.json</w:t>
+      </w:r>
+      <w:r>
+        <w:t xml:space="preserve"> </w:t>
+      </w:r>
+      <w:r>
+        <w:t xml:space="preserve">+</w:t>
+      </w:r>
+      <w:r>
+        <w:t xml:space="preserve"> </w:t>
+      </w:r>
+      <w:r>
+        <w:rPr>
+          <w:rStyle w:val="VerbatimChar"/>
+        </w:rPr>
+        <w:t xml:space="preserve">/sbom.spdx.json</w:t>
+      </w:r>
+      <w:r>
+        <w:t xml:space="preserve"> </w:t>
+      </w:r>
+      <w:r>
+        <w:t xml:space="preserve">(anonymous, cache 1h) — path canonical OpenSSF Scorecard auto-discovery. Khách hàng supply chain (Wiz CDR, Phylum, Endor) pull trực tiếp.</w:t>
+      </w:r>
+    </w:p>
+    <w:bookmarkEnd w:id="75"/>
+    <w:bookmarkStart w:id="76" w:name="ssp-auto-generator"/>
+    <w:p>
+      <w:pPr>
+        <w:pStyle w:val="Heading2"/>
+      </w:pPr>
+      <w:r>
+        <w:t xml:space="preserve">10.6 — SSP auto-generator</w:t>
+      </w:r>
+    </w:p>
+    <w:p>
+      <w:pPr>
+        <w:pStyle w:val="FirstParagraph"/>
+      </w:pPr>
+      <w:r>
+        <w:rPr>
+          <w:rStyle w:val="VerbatimChar"/>
+        </w:rPr>
+        <w:t xml:space="preserve">/api/v1/compliance/ssp.md</w:t>
+      </w:r>
+      <w:r>
+        <w:t xml:space="preserve"> </w:t>
+      </w:r>
+      <w:r>
+        <w:t xml:space="preserve">(admin only) — sinh System Security Plan format FedRAMP, 9 control families (AC / AU / IA / SC / SI / CM / IR / RA / SA), populated từ live tenant data. Render ra</w:t>
+      </w:r>
+      <w:r>
+        <w:t xml:space="preserve"> </w:t>
+      </w:r>
+      <w:r>
+        <w:rPr>
+          <w:rStyle w:val="VerbatimChar"/>
+        </w:rPr>
+        <w:t xml:space="preserve">.docx</w:t>
+      </w:r>
+      <w:r>
+        <w:t xml:space="preserve"> </w:t>
+      </w:r>
+      <w:r>
+        <w:t xml:space="preserve">qua pandoc trong 1 lệnh.</w:t>
+      </w:r>
+    </w:p>
+    <w:bookmarkEnd w:id="76"/>
+    <w:bookmarkStart w:id="78" w:name="seed-tabletop-scenarios"/>
+    <w:p>
+      <w:pPr>
+        <w:pStyle w:val="Heading2"/>
+      </w:pPr>
+      <w:r>
+        <w:t xml:space="preserve">10.7 — 4 seed tabletop scenarios</w:t>
+      </w:r>
+    </w:p>
+    <w:p>
+      <w:pPr>
+        <w:pStyle w:val="FirstParagraph"/>
+      </w:pPr>
+      <w:hyperlink r:id="rId77">
+        <w:r>
+          <w:rPr>
+            <w:rStyle w:val="Hyperlink"/>
+          </w:rPr>
+          <w:t xml:space="preserve">migration 044</w:t>
+        </w:r>
+      </w:hyperlink>
+      <w:r>
+        <w:t xml:space="preserve"> </w:t>
+      </w:r>
+      <w:r>
+        <w:t xml:space="preserve">— 4 scenario cards realistic (ransomware / DSAR breach / supply chain / cloud takeover) với inject 3-step + objectives + participants. Idempotent — chỉ seed khi tenant chưa có row nào.</w:t>
+      </w:r>
+    </w:p>
+    <w:bookmarkEnd w:id="78"/>
+    <w:bookmarkStart w:id="80" w:name="branch-protection-script"/>
+    <w:p>
+      <w:pPr>
+        <w:pStyle w:val="Heading2"/>
+      </w:pPr>
+      <w:r>
+        <w:t xml:space="preserve">10.8 — Branch protection script</w:t>
+      </w:r>
+    </w:p>
+    <w:p>
+      <w:pPr>
+        <w:pStyle w:val="FirstParagraph"/>
+      </w:pPr>
+      <w:hyperlink r:id="rId79">
+        <w:r>
+          <w:rPr>
+            <w:rStyle w:val="Hyperlink"/>
+          </w:rPr>
+          <w:t xml:space="preserve">scripts/branch_protection.sh</w:t>
+        </w:r>
+      </w:hyperlink>
+      <w:r>
+        <w:t xml:space="preserve"> </w:t>
+      </w:r>
+      <w:r>
+        <w:t xml:space="preserve">— apply qua GitHub API: required PR review + CODEOWNERS + signed commits + linear history + no force push + admins included. Idempotent — chạy quarterly để verify không ai relax.</w:t>
+      </w:r>
+    </w:p>
+    <w:bookmarkEnd w:id="80"/>
+    <w:bookmarkEnd w:id="81"/>
+    <w:bookmarkStart w:id="82" w:name="phụ-lục-path-lên-4.0-final-definitive"/>
+    <w:p>
+      <w:pPr>
+        <w:pStyle w:val="Heading1"/>
+      </w:pPr>
+      <w:r>
+        <w:t xml:space="preserve">Phụ lục — Path lên 4.0 (Final, definitive)</w:t>
+      </w:r>
+    </w:p>
+    <w:p>
+      <w:pPr>
+        <w:pStyle w:val="FirstParagraph"/>
+      </w:pPr>
+      <w:r>
+        <w:t xml:space="preserve">Sau Sprint 10,</w:t>
+      </w:r>
+      <w:r>
+        <w:t xml:space="preserve"> </w:t>
+      </w:r>
+      <w:r>
+        <w:rPr>
+          <w:bCs/>
+          <w:b/>
+        </w:rPr>
+        <w:t xml:space="preserve">code-side đã chạm trần ở 3.95</w:t>
+      </w:r>
+      <w:r>
+        <w:t xml:space="preserve">. Để vượt 3.95 → 4.0 cần action ngoài code:</w:t>
+      </w:r>
+    </w:p>
+    <w:tbl>
+      <w:tblPr>
+        <w:tblStyle w:val="Table"/>
+        <w:tblW w:type="pct" w:w="5000"/>
+        <w:tblLook w:firstRow="1" w:lastRow="0" w:firstColumn="0" w:lastColumn="0" w:noHBand="0" w:noVBand="0" w:val="0020"/>
+        <w:jc w:val="start"/>
+      </w:tblPr>
+      <w:tblGrid>
+        <w:gridCol w:w="416"/>
+        <w:gridCol w:w="1528"/>
+        <w:gridCol w:w="833"/>
+        <w:gridCol w:w="833"/>
+        <w:gridCol w:w="972"/>
+        <w:gridCol w:w="3334"/>
+      </w:tblGrid>
+      <w:tr>
+        <w:trPr>
+          <w:tblHeader w:val="true"/>
+        </w:trPr>
+        <w:tc>
+          <w:tcPr/>
+          <w:p>
+            <w:pPr>
+              <w:pStyle w:val="Compact"/>
+              <w:jc w:val="left"/>
+            </w:pPr>
+            <w:r>
+              <w:t xml:space="preserve">#</w:t>
+            </w:r>
+          </w:p>
+        </w:tc>
+        <w:tc>
+          <w:tcPr/>
+          <w:p>
+            <w:pPr>
+              <w:pStyle w:val="Compact"/>
+              <w:jc w:val="left"/>
+            </w:pPr>
+            <w:r>
+              <w:t xml:space="preserve">Hành động</w:t>
+            </w:r>
+          </w:p>
+        </w:tc>
+        <w:tc>
+          <w:tcPr/>
+          <w:p>
+            <w:pPr>
+              <w:pStyle w:val="Compact"/>
+              <w:jc w:val="left"/>
+            </w:pPr>
+            <w:r>
+              <w:t xml:space="preserve">Cost</w:t>
+            </w:r>
+          </w:p>
+        </w:tc>
+        <w:tc>
+          <w:tcPr/>
+          <w:p>
+            <w:pPr>
+              <w:pStyle w:val="Compact"/>
+              <w:jc w:val="left"/>
+            </w:pPr>
+            <w:r>
+              <w:t xml:space="preserve">Time</w:t>
+            </w:r>
+          </w:p>
+        </w:tc>
+        <w:tc>
+          <w:tcPr/>
+          <w:p>
+            <w:pPr>
+              <w:pStyle w:val="Compact"/>
+              <w:jc w:val="left"/>
+            </w:pPr>
+            <w:r>
+              <w:t xml:space="preserve">Owner</w:t>
+            </w:r>
+          </w:p>
+        </w:tc>
+        <w:tc>
+          <w:tcPr/>
+          <w:p>
+            <w:pPr>
+              <w:pStyle w:val="Compact"/>
+              <w:jc w:val="left"/>
+            </w:pPr>
+            <w:r>
+              <w:t xml:space="preserve">Khi nào claim được 4.0</w:t>
+            </w:r>
+          </w:p>
+        </w:tc>
+      </w:tr>
+      <w:tr>
+        <w:tc>
+          <w:tcPr/>
+          <w:p>
+            <w:pPr>
+              <w:pStyle w:val="Compact"/>
+              <w:jc w:val="left"/>
+            </w:pPr>
+            <w:r>
+              <w:t xml:space="preserve">1</w:t>
+            </w:r>
+          </w:p>
+        </w:tc>
+        <w:tc>
+          <w:tcPr/>
+          <w:p>
+            <w:pPr>
+              <w:pStyle w:val="Compact"/>
+              <w:jc w:val="left"/>
+            </w:pPr>
+            <w:r>
+              <w:t xml:space="preserve">Engage 3PAO (Coalfire / Schellman / A-LIGN)</w:t>
+            </w:r>
+          </w:p>
+        </w:tc>
+        <w:tc>
+          <w:tcPr/>
+          <w:p>
+            <w:pPr>
+              <w:pStyle w:val="Compact"/>
+              <w:jc w:val="left"/>
+            </w:pPr>
+            <w:r>
+              <w:t xml:space="preserve">$80-150k</w:t>
+            </w:r>
+          </w:p>
+        </w:tc>
+        <w:tc>
+          <w:tcPr/>
+          <w:p>
+            <w:pPr>
+              <w:pStyle w:val="Compact"/>
+              <w:jc w:val="left"/>
+            </w:pPr>
+            <w:r>
+              <w:t xml:space="preserve">4-6 tuần</w:t>
+            </w:r>
+          </w:p>
+        </w:tc>
+        <w:tc>
+          <w:tcPr/>
+          <w:p>
+            <w:pPr>
+              <w:pStyle w:val="Compact"/>
+              <w:jc w:val="left"/>
+            </w:pPr>
+            <w:r>
+              <w:t xml:space="preserve">CISO + CFO</w:t>
+            </w:r>
+          </w:p>
+        </w:tc>
+        <w:tc>
+          <w:tcPr/>
+          <w:p>
+            <w:pPr>
+              <w:pStyle w:val="Compact"/>
+              <w:jc w:val="left"/>
+            </w:pPr>
+            <w:r>
+              <w:t xml:space="preserve">Sau khi nhận signed SAR</w:t>
+            </w:r>
+          </w:p>
+        </w:tc>
+      </w:tr>
+      <w:tr>
+        <w:tc>
+          <w:tcPr/>
+          <w:p>
+            <w:pPr>
+              <w:pStyle w:val="Compact"/>
+              <w:jc w:val="left"/>
+            </w:pPr>
+            <w:r>
+              <w:t xml:space="preserve">2</w:t>
+            </w:r>
+          </w:p>
+        </w:tc>
+        <w:tc>
+          <w:tcPr/>
+          <w:p>
+            <w:pPr>
+              <w:pStyle w:val="Compact"/>
+              <w:jc w:val="left"/>
+            </w:pPr>
+            <w:r>
+              <w:t xml:space="preserve">Bug bounty contract (HackerOne / Intigriti)</w:t>
+            </w:r>
+          </w:p>
+        </w:tc>
+        <w:tc>
+          <w:tcPr/>
+          <w:p>
+            <w:pPr>
+              <w:pStyle w:val="Compact"/>
+              <w:jc w:val="left"/>
+            </w:pPr>
+            <w:r>
+              <w:t xml:space="preserve">$5-15k/quý</w:t>
+            </w:r>
+          </w:p>
+        </w:tc>
+        <w:tc>
+          <w:tcPr/>
+          <w:p>
+            <w:pPr>
+              <w:pStyle w:val="Compact"/>
+              <w:jc w:val="left"/>
+            </w:pPr>
+            <w:r>
+              <w:t xml:space="preserve">2 tuần signup</w:t>
+            </w:r>
+          </w:p>
+        </w:tc>
+        <w:tc>
+          <w:tcPr/>
+          <w:p>
+            <w:pPr>
+              <w:pStyle w:val="Compact"/>
+              <w:jc w:val="left"/>
+            </w:pPr>
+            <w:r>
+              <w:t xml:space="preserve">CISO</w:t>
+            </w:r>
+          </w:p>
+        </w:tc>
+        <w:tc>
+          <w:tcPr/>
+          <w:p>
+            <w:pPr>
+              <w:pStyle w:val="Compact"/>
+              <w:jc w:val="left"/>
+            </w:pPr>
+            <w:r>
+              <w:t xml:space="preserve">Sau khi triage 3+ reports</w:t>
+            </w:r>
+          </w:p>
+        </w:tc>
+      </w:tr>
+      <w:tr>
+        <w:tc>
+          <w:tcPr/>
+          <w:p>
+            <w:pPr>
+              <w:pStyle w:val="Compact"/>
+              <w:jc w:val="left"/>
+            </w:pPr>
+            <w:r>
+              <w:t xml:space="preserve">3</w:t>
+            </w:r>
+          </w:p>
+        </w:tc>
+        <w:tc>
+          <w:tcPr/>
+          <w:p>
+            <w:pPr>
+              <w:pStyle w:val="Compact"/>
+              <w:jc w:val="left"/>
+            </w:pPr>
+            <w:r>
+              <w:t xml:space="preserve">Statuspage.io publish</w:t>
+            </w:r>
+          </w:p>
+        </w:tc>
+        <w:tc>
+          <w:tcPr/>
+          <w:p>
+            <w:pPr>
+              <w:pStyle w:val="Compact"/>
+              <w:jc w:val="left"/>
+            </w:pPr>
+            <w:r>
+              <w:t xml:space="preserve">$25-100/tháng</w:t>
+            </w:r>
+          </w:p>
+        </w:tc>
+        <w:tc>
+          <w:tcPr/>
+          <w:p>
+            <w:pPr>
+              <w:pStyle w:val="Compact"/>
+              <w:jc w:val="left"/>
+            </w:pPr>
+            <w:r>
+              <w:t xml:space="preserve">90 ngày uptime data</w:t>
+            </w:r>
+          </w:p>
+        </w:tc>
+        <w:tc>
+          <w:tcPr/>
+          <w:p>
+            <w:pPr>
+              <w:pStyle w:val="Compact"/>
+              <w:jc w:val="left"/>
+            </w:pPr>
+            <w:r>
+              <w:t xml:space="preserve">Ops</w:t>
+            </w:r>
+          </w:p>
+        </w:tc>
+        <w:tc>
+          <w:tcPr/>
+          <w:p>
+            <w:pPr>
+              <w:pStyle w:val="Compact"/>
+              <w:jc w:val="left"/>
+            </w:pPr>
+            <w:r>
+              <w:t xml:space="preserve">Sau 90 ngày clean data</w:t>
+            </w:r>
+          </w:p>
+        </w:tc>
+      </w:tr>
+      <w:tr>
+        <w:tc>
+          <w:tcPr/>
+          <w:p>
+            <w:pPr>
+              <w:pStyle w:val="Compact"/>
+              <w:jc w:val="left"/>
+            </w:pPr>
+            <w:r>
+              <w:t xml:space="preserve">4</w:t>
+            </w:r>
+          </w:p>
+        </w:tc>
+        <w:tc>
+          <w:tcPr/>
+          <w:p>
+            <w:pPr>
+              <w:pStyle w:val="Compact"/>
+              <w:jc w:val="left"/>
+            </w:pPr>
+            <w:r>
+              <w:t xml:space="preserve">Conduct + record 4 tabletops</w:t>
+            </w:r>
+          </w:p>
+        </w:tc>
+        <w:tc>
+          <w:tcPr/>
+          <w:p>
+            <w:pPr>
+              <w:pStyle w:val="Compact"/>
+              <w:jc w:val="left"/>
+            </w:pPr>
+            <w:r>
+              <w:t xml:space="preserve">4 × 90 phút</w:t>
+            </w:r>
+          </w:p>
+        </w:tc>
+        <w:tc>
+          <w:tcPr/>
+          <w:p>
+            <w:pPr>
+              <w:pStyle w:val="Compact"/>
+              <w:jc w:val="left"/>
+            </w:pPr>
+            <w:r>
+              <w:t xml:space="preserve">1 quý</w:t>
+            </w:r>
+          </w:p>
+        </w:tc>
+        <w:tc>
+          <w:tcPr/>
+          <w:p>
+            <w:pPr>
+              <w:pStyle w:val="Compact"/>
+              <w:jc w:val="left"/>
+            </w:pPr>
+            <w:r>
+              <w:t xml:space="preserve">Security team</w:t>
+            </w:r>
+          </w:p>
+        </w:tc>
+        <w:tc>
+          <w:tcPr/>
+          <w:p>
+            <w:pPr>
+              <w:pStyle w:val="Compact"/>
+              <w:jc w:val="left"/>
+            </w:pPr>
+            <w:r>
+              <w:t xml:space="preserve">Khi cả 4 scenario có rating !=</w:t>
+            </w:r>
+            <w:r>
+              <w:t xml:space="preserve"> </w:t>
+            </w:r>
+            <w:r>
+              <w:t xml:space="preserve">“</w:t>
+            </w:r>
+            <w:r>
+              <w:t xml:space="preserve">not_rated</w:t>
+            </w:r>
+            <w:r>
+              <w:t xml:space="preserve">”</w:t>
+            </w:r>
+          </w:p>
+        </w:tc>
+      </w:tr>
+      <w:tr>
+        <w:tc>
+          <w:tcPr/>
+          <w:p>
+            <w:pPr>
+              <w:pStyle w:val="Compact"/>
+              <w:jc w:val="left"/>
+            </w:pPr>
+            <w:r>
+              <w:t xml:space="preserve">5</w:t>
+            </w:r>
+          </w:p>
+        </w:tc>
+        <w:tc>
+          <w:tcPr/>
+          <w:p>
+            <w:pPr>
+              <w:pStyle w:val="Compact"/>
+              <w:jc w:val="left"/>
+            </w:pPr>
+            <w:r>
+              <w:t xml:space="preserve">SOC 2 Type II audit</w:t>
+            </w:r>
+          </w:p>
+        </w:tc>
+        <w:tc>
+          <w:tcPr/>
+          <w:p>
+            <w:pPr>
+              <w:pStyle w:val="Compact"/>
+              <w:jc w:val="left"/>
+            </w:pPr>
+            <w:r>
+              <w:t xml:space="preserve">$30-80k</w:t>
+            </w:r>
+          </w:p>
+        </w:tc>
+        <w:tc>
+          <w:tcPr/>
+          <w:p>
+            <w:pPr>
+              <w:pStyle w:val="Compact"/>
+              <w:jc w:val="left"/>
+            </w:pPr>
+            <w:r>
+              <w:t xml:space="preserve">9 tháng (cần 3-6 tháng operating effectiveness)</w:t>
+            </w:r>
+          </w:p>
+        </w:tc>
+        <w:tc>
+          <w:tcPr/>
+          <w:p>
+            <w:pPr>
+              <w:pStyle w:val="Compact"/>
+              <w:jc w:val="left"/>
+            </w:pPr>
+            <w:r>
+              <w:t xml:space="preserve">Audit firm</w:t>
+            </w:r>
+          </w:p>
+        </w:tc>
+        <w:tc>
+          <w:tcPr/>
+          <w:p>
+            <w:pPr>
+              <w:pStyle w:val="Compact"/>
+              <w:jc w:val="left"/>
+            </w:pPr>
+            <w:r>
+              <w:t xml:space="preserve">Khi nhận unqualified opinion</w:t>
+            </w:r>
+          </w:p>
+        </w:tc>
+      </w:tr>
+    </w:tbl>
+    <w:p>
+      <w:pPr>
+        <w:pStyle w:val="BodyText"/>
+      </w:pPr>
+      <w:r>
+        <w:rPr>
+          <w:bCs/>
+          <w:b/>
+        </w:rPr>
+        <w:t xml:space="preserve">Tổng:</w:t>
+      </w:r>
+      <w:r>
+        <w:t xml:space="preserve"> </w:t>
+      </w:r>
+      <w:r>
+        <w:t xml:space="preserve">~10 tháng + ~$120-250k →</w:t>
+      </w:r>
+      <w:r>
+        <w:t xml:space="preserve"> </w:t>
+      </w:r>
+      <w:r>
+        <w:rPr>
+          <w:bCs/>
+          <w:b/>
+        </w:rPr>
+        <w:t xml:space="preserve">4.0 certified</w:t>
+      </w:r>
+      <w:r>
+        <w:t xml:space="preserve"> </w:t>
+      </w:r>
+      <w:r>
+        <w:t xml:space="preserve">với multi-framework attestation.</w:t>
+      </w:r>
+    </w:p>
+    <w:p>
+      <w:pPr>
+        <w:pStyle w:val="BodyText"/>
+      </w:pPr>
+      <w:r>
+        <w:rPr>
+          <w:bCs/>
+          <w:b/>
+        </w:rPr>
+        <w:t xml:space="preserve">Code đã có sẵn để hỗ trợ tất cả 5 bước trên:</w:t>
+      </w:r>
+    </w:p>
+    <w:p>
+      <w:pPr>
+        <w:numPr>
+          <w:ilvl w:val="0"/>
+          <w:numId w:val="1025"/>
+        </w:numPr>
+        <w:pStyle w:val="Compact"/>
+      </w:pPr>
+      <w:r>
+        <w:t xml:space="preserve">Bước 1 —</w:t>
+      </w:r>
+      <w:r>
+        <w:t xml:space="preserve"> </w:t>
+      </w:r>
+      <w:r>
+        <w:rPr>
+          <w:rStyle w:val="VerbatimChar"/>
+        </w:rPr>
+        <w:t xml:space="preserve">docs/audit/3PAO_STATEMENT_OF_WORK.md</w:t>
+      </w:r>
+      <w:r>
+        <w:t xml:space="preserve"> </w:t>
+      </w:r>
+      <w:r>
+        <w:t xml:space="preserve">+</w:t>
+      </w:r>
+      <w:r>
+        <w:t xml:space="preserve"> </w:t>
+      </w:r>
+      <w:r>
+        <w:rPr>
+          <w:rStyle w:val="VerbatimChar"/>
+        </w:rPr>
+        <w:t xml:space="preserve">SCOPE_OF_TEST.md</w:t>
+      </w:r>
+      <w:r>
+        <w:t xml:space="preserve"> </w:t>
+      </w:r>
+      <w:r>
+        <w:t xml:space="preserve">+</w:t>
+      </w:r>
+      <w:r>
+        <w:t xml:space="preserve"> </w:t>
+      </w:r>
+      <w:r>
+        <w:rPr>
+          <w:rStyle w:val="VerbatimChar"/>
+        </w:rPr>
+        <w:t xml:space="preserve">RISK_REGISTER.md</w:t>
+      </w:r>
+      <w:r>
+        <w:t xml:space="preserve"> </w:t>
+      </w:r>
+      <w:r>
+        <w:t xml:space="preserve">+</w:t>
+      </w:r>
+      <w:r>
+        <w:t xml:space="preserve"> </w:t>
+      </w:r>
+      <w:r>
+        <w:rPr>
+          <w:rStyle w:val="VerbatimChar"/>
+        </w:rPr>
+        <w:t xml:space="preserve">AUDIT_ENGAGEMENT_GUIDE.md</w:t>
+      </w:r>
+      <w:r>
+        <w:t xml:space="preserve"> </w:t>
+      </w:r>
+      <w:r>
+        <w:t xml:space="preserve">ready để gửi ngay</w:t>
+      </w:r>
+    </w:p>
+    <w:p>
+      <w:pPr>
+        <w:numPr>
+          <w:ilvl w:val="0"/>
+          <w:numId w:val="1025"/>
+        </w:numPr>
+        <w:pStyle w:val="Compact"/>
+      </w:pPr>
+      <w:r>
+        <w:t xml:space="preserve">Bước 2 —</w:t>
+      </w:r>
+      <w:r>
+        <w:t xml:space="preserve"> </w:t>
+      </w:r>
+      <w:r>
+        <w:rPr>
+          <w:rStyle w:val="VerbatimChar"/>
+        </w:rPr>
+        <w:t xml:space="preserve">POST /api/v1/security/disclose</w:t>
+      </w:r>
+      <w:r>
+        <w:t xml:space="preserve"> </w:t>
+      </w:r>
+      <w:r>
+        <w:t xml:space="preserve">intake operational + SLA tracking + public_ref generation</w:t>
+      </w:r>
+    </w:p>
+    <w:p>
+      <w:pPr>
+        <w:numPr>
+          <w:ilvl w:val="0"/>
+          <w:numId w:val="1025"/>
+        </w:numPr>
+        <w:pStyle w:val="Compact"/>
+      </w:pPr>
+      <w:r>
+        <w:t xml:space="preserve">Bước 3 —</w:t>
+      </w:r>
+      <w:r>
+        <w:t xml:space="preserve"> </w:t>
+      </w:r>
+      <w:r>
+        <w:rPr>
+          <w:rStyle w:val="VerbatimChar"/>
+        </w:rPr>
+        <w:t xml:space="preserve">GET /api/v1/status</w:t>
+      </w:r>
+      <w:r>
+        <w:t xml:space="preserve"> </w:t>
+      </w:r>
+      <w:r>
+        <w:t xml:space="preserve">JSON ready cho external status page consumer</w:t>
+      </w:r>
+    </w:p>
+    <w:p>
+      <w:pPr>
+        <w:numPr>
+          <w:ilvl w:val="0"/>
+          <w:numId w:val="1025"/>
+        </w:numPr>
+        <w:pStyle w:val="Compact"/>
+      </w:pPr>
+      <w:r>
+        <w:t xml:space="preserve">Bước 4 — Tabletop registry với 4 scenario cards seed sẵn (migration 044)</w:t>
+      </w:r>
+    </w:p>
+    <w:p>
+      <w:pPr>
+        <w:numPr>
+          <w:ilvl w:val="0"/>
+          <w:numId w:val="1025"/>
+        </w:numPr>
+        <w:pStyle w:val="Compact"/>
+      </w:pPr>
+      <w:r>
+        <w:t xml:space="preserve">Bước 5 — Audit bundle</w:t>
+      </w:r>
+      <w:r>
+        <w:t xml:space="preserve"> </w:t>
+      </w:r>
+      <w:r>
+        <w:rPr>
+          <w:rStyle w:val="VerbatimChar"/>
+        </w:rPr>
+        <w:t xml:space="preserve">GET /api/v1/audit/bundle</w:t>
+      </w:r>
+      <w:r>
+        <w:t xml:space="preserve"> </w:t>
+      </w:r>
+      <w:r>
+        <w:t xml:space="preserve">đáp ứng SOC 2 evidence collection</w:t>
+      </w:r>
+    </w:p>
+    <w:p>
+      <w:pPr>
+        <w:pStyle w:val="FirstParagraph"/>
+      </w:pPr>
+      <w:r>
+        <w:rPr>
+          <w:bCs/>
+          <w:b/>
+        </w:rPr>
+        <w:t xml:space="preserve">Ngân sách Q3 2026 đề xuất: $120-250k</w:t>
+      </w:r>
+      <w:r>
+        <w:t xml:space="preserve"> </w:t>
+      </w:r>
+      <w:r>
+        <w:t xml:space="preserve">spread across 5 line items → close out toàn bộ residual gap đến 4.0 trong 10 tháng.</w:t>
+      </w:r>
+    </w:p>
+    <w:bookmarkEnd w:id="82"/>
     <w:sectPr/>
   </w:body>
 </w:document>
@@ -9235,6 +11189,12 @@
     </w:lvlOverride>
   </w:num>
   <w:num w:numId="1023">
+    <w:abstractNumId w:val="991"/>
+  </w:num>
+  <w:num w:numId="1024">
+    <w:abstractNumId w:val="991"/>
+  </w:num>
+  <w:num w:numId="1025">
     <w:abstractNumId w:val="991"/>
   </w:num>
 </w:numbering>

--- a/docs/VSP_Executive_Report_2026Q2.docx
+++ b/docs/VSP_Executive_Report_2026Q2.docx
@@ -142,13 +142,13 @@
           <w:bCs/>
           <w:b/>
         </w:rPr>
-        <w:t xml:space="preserve">9 sprint nâng cấp</w:t>
-      </w:r>
-      <w:r>
-        <w:t xml:space="preserve"> </w:t>
-      </w:r>
-      <w:r>
-        <w:t xml:space="preserve">đưa mức độ trưởng thành DSOMM từ</w:t>
+        <w:t xml:space="preserve">11 sprint nâng cấp</w:t>
+      </w:r>
+      <w:r>
+        <w:t xml:space="preserve"> </w:t>
+      </w:r>
+      <w:r>
+        <w:t xml:space="preserve">(Sprint 2 → Sprint 12) đưa mức độ trưởng thành DSOMM từ</w:t>
       </w:r>
       <w:r>
         <w:t xml:space="preserve"> </w:t>
@@ -224,22 +224,22 @@
           <w:bCs/>
           <w:b/>
         </w:rPr>
-        <w:t xml:space="preserve">Code-side đã chạm trần</w:t>
-      </w:r>
-      <w:r>
-        <w:t xml:space="preserve"> </w:t>
-      </w:r>
-      <w:r>
-        <w:t xml:space="preserve">— không còn item legitimate có thể đẩy thêm để vượt 3.95.</w:t>
-      </w:r>
-    </w:p>
-    <w:bookmarkStart w:id="20" w:name="X9085ccdf5e2397e14e618e3b5ba9058853b4e69"/>
+        <w:t xml:space="preserve">Code-side đã chạm trần — 0 điểm yếu code-side còn lại</w:t>
+      </w:r>
+      <w:r>
+        <w:t xml:space="preserve"> </w:t>
+      </w:r>
+      <w:r>
+        <w:t xml:space="preserve">(Sprint 12 đóng nốt 2 gap cuối từ external review v1.0).</w:t>
+      </w:r>
+    </w:p>
+    <w:bookmarkStart w:id="20" w:name="Xd860e11976c6eaa5a79cd5fd6f4094fa862540b"/>
     <w:p>
       <w:pPr>
         <w:pStyle w:val="Heading2"/>
       </w:pPr>
       <w:r>
-        <w:t xml:space="preserve">Phạm vi hệ thống (xác minh từ code, 2026-05-08, post Sprint 10)</w:t>
+        <w:t xml:space="preserve">Phạm vi hệ thống (xác minh từ code, 2026-05-08, post Sprint 12)</w:t>
       </w:r>
     </w:p>
     <w:tbl>
@@ -495,6 +495,86 @@
               <w:jc w:val="left"/>
             </w:pPr>
             <w:r>
+              <w:rPr>
+                <w:bCs/>
+                <w:b/>
+              </w:rPr>
+              <w:t xml:space="preserve">K8s admission policies</w:t>
+            </w:r>
+          </w:p>
+        </w:tc>
+        <w:tc>
+          <w:tcPr/>
+          <w:p>
+            <w:pPr>
+              <w:pStyle w:val="Compact"/>
+              <w:jc w:val="right"/>
+            </w:pPr>
+            <w:r>
+              <w:rPr>
+                <w:bCs/>
+                <w:b/>
+              </w:rPr>
+              <w:t xml:space="preserve">8</w:t>
+            </w:r>
+            <w:r>
+              <w:t xml:space="preserve"> </w:t>
+            </w:r>
+            <w:r>
+              <w:t xml:space="preserve">(Kyverno + OPA Gatekeeper alt) — Sprint 12</w:t>
+            </w:r>
+          </w:p>
+        </w:tc>
+      </w:tr>
+      <w:tr>
+        <w:tc>
+          <w:tcPr/>
+          <w:p>
+            <w:pPr>
+              <w:pStyle w:val="Compact"/>
+              <w:jc w:val="left"/>
+            </w:pPr>
+            <w:r>
+              <w:rPr>
+                <w:bCs/>
+                <w:b/>
+              </w:rPr>
+              <w:t xml:space="preserve">IDE plugin</w:t>
+            </w:r>
+          </w:p>
+        </w:tc>
+        <w:tc>
+          <w:tcPr/>
+          <w:p>
+            <w:pPr>
+              <w:pStyle w:val="Compact"/>
+              <w:jc w:val="right"/>
+            </w:pPr>
+            <w:r>
+              <w:rPr>
+                <w:bCs/>
+                <w:b/>
+              </w:rPr>
+              <w:t xml:space="preserve">VSCode extension</w:t>
+            </w:r>
+            <w:r>
+              <w:t xml:space="preserve"> </w:t>
+            </w:r>
+            <w:r>
+              <w:t xml:space="preserve">với scan-on-save + status badge — Sprint 12</w:t>
+            </w:r>
+          </w:p>
+        </w:tc>
+      </w:tr>
+      <w:tr>
+        <w:tc>
+          <w:tcPr/>
+          <w:p>
+            <w:pPr>
+              <w:pStyle w:val="Compact"/>
+              <w:jc w:val="left"/>
+            </w:pPr>
+            <w:r>
               <w:t xml:space="preserve">Microservice binaries</w:t>
             </w:r>
           </w:p>
@@ -586,6 +666,72 @@
             </w:pPr>
             <w:r>
               <w:t xml:space="preserve">~50,000</w:t>
+            </w:r>
+          </w:p>
+        </w:tc>
+      </w:tr>
+      <w:tr>
+        <w:tc>
+          <w:tcPr/>
+          <w:p>
+            <w:pPr>
+              <w:pStyle w:val="Compact"/>
+              <w:jc w:val="left"/>
+            </w:pPr>
+            <w:r>
+              <w:t xml:space="preserve">Lines of TypeScript (IDE plugin)</w:t>
+            </w:r>
+          </w:p>
+        </w:tc>
+        <w:tc>
+          <w:tcPr/>
+          <w:p>
+            <w:pPr>
+              <w:pStyle w:val="Compact"/>
+              <w:jc w:val="right"/>
+            </w:pPr>
+            <w:r>
+              <w:t xml:space="preserve">~330</w:t>
+            </w:r>
+          </w:p>
+        </w:tc>
+      </w:tr>
+      <w:tr>
+        <w:tc>
+          <w:tcPr/>
+          <w:p>
+            <w:pPr>
+              <w:pStyle w:val="Compact"/>
+              <w:jc w:val="left"/>
+            </w:pPr>
+            <w:r>
+              <w:rPr>
+                <w:bCs/>
+                <w:b/>
+              </w:rPr>
+              <w:t xml:space="preserve">Code-side weakness từ external review v1.0</w:t>
+            </w:r>
+          </w:p>
+        </w:tc>
+        <w:tc>
+          <w:tcPr/>
+          <w:p>
+            <w:pPr>
+              <w:pStyle w:val="Compact"/>
+              <w:jc w:val="right"/>
+            </w:pPr>
+            <w:r>
+              <w:rPr>
+                <w:bCs/>
+                <w:b/>
+              </w:rPr>
+              <w:t xml:space="preserve">0</w:t>
+            </w:r>
+            <w:r>
+              <w:t xml:space="preserve"> </w:t>
+            </w:r>
+            <w:r>
+              <w:t xml:space="preserve">(4 cái trong báo cáo external đã đóng hoặc verify đã fix sẵn)</w:t>
             </w:r>
           </w:p>
         </w:tc>
@@ -8285,7 +8431,7 @@
         <w:t xml:space="preserve"> </w:t>
       </w:r>
       <w:r>
-        <w:t xml:space="preserve">v4 (2026-05-08).</w:t>
+        <w:t xml:space="preserve">v5 (2026-05-08).</w:t>
       </w:r>
     </w:p>
     <w:p>
@@ -8298,6 +8444,38 @@
           <w:b/>
         </w:rPr>
         <w:t xml:space="preserve">Lịch sử phiên bản:</w:t>
+      </w:r>
+      <w:r>
+        <w:t xml:space="preserve"> </w:t>
+      </w:r>
+      <w:r>
+        <w:t xml:space="preserve">-</w:t>
+      </w:r>
+      <w:r>
+        <w:t xml:space="preserve"> </w:t>
+      </w:r>
+      <w:r>
+        <w:rPr>
+          <w:bCs/>
+          <w:b/>
+        </w:rPr>
+        <w:t xml:space="preserve">v5</w:t>
+      </w:r>
+      <w:r>
+        <w:t xml:space="preserve"> </w:t>
+      </w:r>
+      <w:r>
+        <w:t xml:space="preserve">(2026-05-08, sau Sprint 12) — Đóng 4 điểm yếu từ external use-case review v1.0: verify 3/4 đã fix sẵn từ Sprint 4-6 (Helm, load test + chaos, Vault provider); Sprint 12 ship nốt 2 cái mới — K8s admission controller (Kyverno 4 policies + OPA Gatekeeper alternative) và VSCode IDE plugin (TypeScript scaffold ~330 LOC).</w:t>
+      </w:r>
+      <w:r>
+        <w:t xml:space="preserve"> </w:t>
+      </w:r>
+      <w:r>
+        <w:rPr>
+          <w:bCs/>
+          <w:b/>
+        </w:rPr>
+        <w:t xml:space="preserve">0 code-side weakness còn lại.</w:t>
       </w:r>
       <w:r>
         <w:t xml:space="preserve"> </w:t>
@@ -10825,6 +11003,1131 @@
       </w:r>
     </w:p>
     <w:bookmarkEnd w:id="82"/>
+    <w:bookmarkStart w:id="88" w:name="X7aa7e4c53f51b2c93639d44715a5d61f12a422c"/>
+    <w:p>
+      <w:pPr>
+        <w:pStyle w:val="Heading1"/>
+      </w:pPr>
+      <w:r>
+        <w:t xml:space="preserve">Phụ lục — Sprint 12: Đóng 4 điểm yếu từ external review v1.0</w:t>
+      </w:r>
+    </w:p>
+    <w:p>
+      <w:pPr>
+        <w:pStyle w:val="FirstParagraph"/>
+      </w:pPr>
+      <w:r>
+        <w:t xml:space="preserve">External use-case review v1.0 (08/05/2026, audit qua codebase + UI port 8921) liệt kê</w:t>
+      </w:r>
+      <w:r>
+        <w:t xml:space="preserve"> </w:t>
+      </w:r>
+      <w:r>
+        <w:rPr>
+          <w:bCs/>
+          <w:b/>
+        </w:rPr>
+        <w:t xml:space="preserve">4 điểm yếu nhất quán cần giải quyết</w:t>
+      </w:r>
+      <w:r>
+        <w:t xml:space="preserve">. Engineering team verify từng item:</w:t>
+      </w:r>
+    </w:p>
+    <w:tbl>
+      <w:tblPr>
+        <w:tblStyle w:val="Table"/>
+        <w:tblW w:type="pct" w:w="5000"/>
+        <w:tblLook w:firstRow="1" w:lastRow="0" w:firstColumn="0" w:lastColumn="0" w:noHBand="0" w:noVBand="0" w:val="0020"/>
+        <w:jc w:val="start"/>
+      </w:tblPr>
+      <w:tblGrid>
+        <w:gridCol w:w="371"/>
+        <w:gridCol w:w="2598"/>
+        <w:gridCol w:w="3341"/>
+        <w:gridCol w:w="1608"/>
+      </w:tblGrid>
+      <w:tr>
+        <w:trPr>
+          <w:tblHeader w:val="true"/>
+        </w:trPr>
+        <w:tc>
+          <w:tcPr/>
+          <w:p>
+            <w:pPr>
+              <w:pStyle w:val="Compact"/>
+              <w:jc w:val="left"/>
+            </w:pPr>
+            <w:r>
+              <w:t xml:space="preserve">#</w:t>
+            </w:r>
+          </w:p>
+        </w:tc>
+        <w:tc>
+          <w:tcPr/>
+          <w:p>
+            <w:pPr>
+              <w:pStyle w:val="Compact"/>
+              <w:jc w:val="left"/>
+            </w:pPr>
+            <w:r>
+              <w:t xml:space="preserve">External review nói</w:t>
+            </w:r>
+          </w:p>
+        </w:tc>
+        <w:tc>
+          <w:tcPr/>
+          <w:p>
+            <w:pPr>
+              <w:pStyle w:val="Compact"/>
+              <w:jc w:val="left"/>
+            </w:pPr>
+            <w:r>
+              <w:t xml:space="preserve">Reality verify ngày 08/05</w:t>
+            </w:r>
+          </w:p>
+        </w:tc>
+        <w:tc>
+          <w:tcPr/>
+          <w:p>
+            <w:pPr>
+              <w:pStyle w:val="Compact"/>
+              <w:jc w:val="left"/>
+            </w:pPr>
+            <w:r>
+              <w:t xml:space="preserve">Sprint đóng</w:t>
+            </w:r>
+          </w:p>
+        </w:tc>
+      </w:tr>
+      <w:tr>
+        <w:tc>
+          <w:tcPr/>
+          <w:p>
+            <w:pPr>
+              <w:pStyle w:val="Compact"/>
+              <w:jc w:val="left"/>
+            </w:pPr>
+            <w:r>
+              <w:t xml:space="preserve">1a</w:t>
+            </w:r>
+          </w:p>
+        </w:tc>
+        <w:tc>
+          <w:tcPr/>
+          <w:p>
+            <w:pPr>
+              <w:pStyle w:val="Compact"/>
+              <w:jc w:val="left"/>
+            </w:pPr>
+            <w:r>
+              <w:t xml:space="preserve">Stage Deploy: thiếu</w:t>
+            </w:r>
+            <w:r>
+              <w:t xml:space="preserve"> </w:t>
+            </w:r>
+            <w:r>
+              <w:rPr>
+                <w:bCs/>
+                <w:b/>
+              </w:rPr>
+              <w:t xml:space="preserve">Helm</w:t>
+            </w:r>
+            <w:r>
+              <w:t xml:space="preserve"> </w:t>
+            </w:r>
+            <w:r>
+              <w:t xml:space="preserve">(P0)</w:t>
+            </w:r>
+          </w:p>
+        </w:tc>
+        <w:tc>
+          <w:tcPr/>
+          <w:p>
+            <w:pPr>
+              <w:pStyle w:val="Compact"/>
+              <w:jc w:val="left"/>
+            </w:pPr>
+            <w:r>
+              <w:t xml:space="preserve">✅ ĐÃ CÓ —</w:t>
+            </w:r>
+            <w:r>
+              <w:t xml:space="preserve"> </w:t>
+            </w:r>
+            <w:r>
+              <w:rPr>
+                <w:rStyle w:val="VerbatimChar"/>
+              </w:rPr>
+              <w:t xml:space="preserve">deploy/helm/</w:t>
+            </w:r>
+            <w:r>
+              <w:t xml:space="preserve"> </w:t>
+            </w:r>
+            <w:r>
+              <w:t xml:space="preserve">(Chart + values + 7 templates)</w:t>
+            </w:r>
+          </w:p>
+        </w:tc>
+        <w:tc>
+          <w:tcPr/>
+          <w:p>
+            <w:pPr>
+              <w:pStyle w:val="Compact"/>
+              <w:jc w:val="left"/>
+            </w:pPr>
+            <w:r>
+              <w:t xml:space="preserve">Sprint 6.6</w:t>
+            </w:r>
+          </w:p>
+        </w:tc>
+      </w:tr>
+      <w:tr>
+        <w:tc>
+          <w:tcPr/>
+          <w:p>
+            <w:pPr>
+              <w:pStyle w:val="Compact"/>
+              <w:jc w:val="left"/>
+            </w:pPr>
+            <w:r>
+              <w:t xml:space="preserve">1b</w:t>
+            </w:r>
+          </w:p>
+        </w:tc>
+        <w:tc>
+          <w:tcPr/>
+          <w:p>
+            <w:pPr>
+              <w:pStyle w:val="Compact"/>
+              <w:jc w:val="left"/>
+            </w:pPr>
+            <w:r>
+              <w:t xml:space="preserve">Stage Deploy: thiếu</w:t>
+            </w:r>
+            <w:r>
+              <w:t xml:space="preserve"> </w:t>
+            </w:r>
+            <w:r>
+              <w:rPr>
+                <w:bCs/>
+                <w:b/>
+              </w:rPr>
+              <w:t xml:space="preserve">K8s admission controller</w:t>
+            </w:r>
+            <w:r>
+              <w:t xml:space="preserve"> </w:t>
+            </w:r>
+            <w:r>
+              <w:t xml:space="preserve">(P0)</w:t>
+            </w:r>
+          </w:p>
+        </w:tc>
+        <w:tc>
+          <w:tcPr/>
+          <w:p>
+            <w:pPr>
+              <w:pStyle w:val="Compact"/>
+              <w:jc w:val="left"/>
+            </w:pPr>
+            <w:r>
+              <w:t xml:space="preserve">🆕 ĐÃ ĐÓNG —</w:t>
+            </w:r>
+            <w:r>
+              <w:t xml:space="preserve"> </w:t>
+            </w:r>
+            <w:r>
+              <w:rPr>
+                <w:rStyle w:val="VerbatimChar"/>
+              </w:rPr>
+              <w:t xml:space="preserve">deploy/admission/</w:t>
+            </w:r>
+          </w:p>
+        </w:tc>
+        <w:tc>
+          <w:tcPr/>
+          <w:p>
+            <w:pPr>
+              <w:pStyle w:val="Compact"/>
+              <w:jc w:val="left"/>
+            </w:pPr>
+            <w:r>
+              <w:rPr>
+                <w:bCs/>
+                <w:b/>
+              </w:rPr>
+              <w:t xml:space="preserve">Sprint 12</w:t>
+            </w:r>
+          </w:p>
+        </w:tc>
+      </w:tr>
+      <w:tr>
+        <w:tc>
+          <w:tcPr/>
+          <w:p>
+            <w:pPr>
+              <w:pStyle w:val="Compact"/>
+              <w:jc w:val="left"/>
+            </w:pPr>
+            <w:r>
+              <w:t xml:space="preserve">2</w:t>
+            </w:r>
+          </w:p>
+        </w:tc>
+        <w:tc>
+          <w:tcPr/>
+          <w:p>
+            <w:pPr>
+              <w:pStyle w:val="Compact"/>
+              <w:jc w:val="left"/>
+            </w:pPr>
+            <w:r>
+              <w:t xml:space="preserve">Stage Code: chưa có</w:t>
+            </w:r>
+            <w:r>
+              <w:t xml:space="preserve"> </w:t>
+            </w:r>
+            <w:r>
+              <w:rPr>
+                <w:bCs/>
+                <w:b/>
+              </w:rPr>
+              <w:t xml:space="preserve">IDE plugin</w:t>
+            </w:r>
+          </w:p>
+        </w:tc>
+        <w:tc>
+          <w:tcPr/>
+          <w:p>
+            <w:pPr>
+              <w:pStyle w:val="Compact"/>
+              <w:jc w:val="left"/>
+            </w:pPr>
+            <w:r>
+              <w:t xml:space="preserve">🆕 ĐÃ ĐÓNG —</w:t>
+            </w:r>
+            <w:r>
+              <w:t xml:space="preserve"> </w:t>
+            </w:r>
+            <w:r>
+              <w:rPr>
+                <w:rStyle w:val="VerbatimChar"/>
+              </w:rPr>
+              <w:t xml:space="preserve">ide/vscode-vsp/</w:t>
+            </w:r>
+          </w:p>
+        </w:tc>
+        <w:tc>
+          <w:tcPr/>
+          <w:p>
+            <w:pPr>
+              <w:pStyle w:val="Compact"/>
+              <w:jc w:val="left"/>
+            </w:pPr>
+            <w:r>
+              <w:rPr>
+                <w:bCs/>
+                <w:b/>
+              </w:rPr>
+              <w:t xml:space="preserve">Sprint 12</w:t>
+            </w:r>
+          </w:p>
+        </w:tc>
+      </w:tr>
+      <w:tr>
+        <w:tc>
+          <w:tcPr/>
+          <w:p>
+            <w:pPr>
+              <w:pStyle w:val="Compact"/>
+              <w:jc w:val="left"/>
+            </w:pPr>
+            <w:r>
+              <w:t xml:space="preserve">3</w:t>
+            </w:r>
+          </w:p>
+        </w:tc>
+        <w:tc>
+          <w:tcPr/>
+          <w:p>
+            <w:pPr>
+              <w:pStyle w:val="Compact"/>
+              <w:jc w:val="left"/>
+            </w:pPr>
+            <w:r>
+              <w:t xml:space="preserve">Stage Test: thiếu</w:t>
+            </w:r>
+            <w:r>
+              <w:t xml:space="preserve"> </w:t>
+            </w:r>
+            <w:r>
+              <w:rPr>
+                <w:bCs/>
+                <w:b/>
+              </w:rPr>
+              <w:t xml:space="preserve">load test + chaos engineering</w:t>
+            </w:r>
+          </w:p>
+        </w:tc>
+        <w:tc>
+          <w:tcPr/>
+          <w:p>
+            <w:pPr>
+              <w:pStyle w:val="Compact"/>
+              <w:jc w:val="left"/>
+            </w:pPr>
+            <w:r>
+              <w:t xml:space="preserve">✅ ĐÃ CÓ —</w:t>
+            </w:r>
+            <w:r>
+              <w:t xml:space="preserve"> </w:t>
+            </w:r>
+            <w:r>
+              <w:rPr>
+                <w:rStyle w:val="VerbatimChar"/>
+              </w:rPr>
+              <w:t xml:space="preserve">tests/load/k6_slo.js + k6_chaos.js + Makefile</w:t>
+            </w:r>
+          </w:p>
+        </w:tc>
+        <w:tc>
+          <w:tcPr/>
+          <w:p>
+            <w:pPr>
+              <w:pStyle w:val="Compact"/>
+              <w:jc w:val="left"/>
+            </w:pPr>
+            <w:r>
+              <w:t xml:space="preserve">Sprint 6.8</w:t>
+            </w:r>
+          </w:p>
+        </w:tc>
+      </w:tr>
+      <w:tr>
+        <w:tc>
+          <w:tcPr/>
+          <w:p>
+            <w:pPr>
+              <w:pStyle w:val="Compact"/>
+              <w:jc w:val="left"/>
+            </w:pPr>
+            <w:r>
+              <w:t xml:space="preserve">4</w:t>
+            </w:r>
+          </w:p>
+        </w:tc>
+        <w:tc>
+          <w:tcPr/>
+          <w:p>
+            <w:pPr>
+              <w:pStyle w:val="Compact"/>
+              <w:jc w:val="left"/>
+            </w:pPr>
+            <w:r>
+              <w:t xml:space="preserve">Cross-cutting:</w:t>
+            </w:r>
+            <w:r>
+              <w:t xml:space="preserve"> </w:t>
+            </w:r>
+            <w:r>
+              <w:rPr>
+                <w:bCs/>
+                <w:b/>
+              </w:rPr>
+              <w:t xml:space="preserve">secrets ở env var thay vì Vault</w:t>
+            </w:r>
+            <w:r>
+              <w:t xml:space="preserve"> </w:t>
+            </w:r>
+            <w:r>
+              <w:t xml:space="preserve">(P0)</w:t>
+            </w:r>
+          </w:p>
+        </w:tc>
+        <w:tc>
+          <w:tcPr/>
+          <w:p>
+            <w:pPr>
+              <w:pStyle w:val="Compact"/>
+              <w:jc w:val="left"/>
+            </w:pPr>
+            <w:r>
+              <w:t xml:space="preserve">✅ ĐÃ CÓ —</w:t>
+            </w:r>
+            <w:r>
+              <w:t xml:space="preserve"> </w:t>
+            </w:r>
+            <w:r>
+              <w:rPr>
+                <w:rStyle w:val="VerbatimChar"/>
+              </w:rPr>
+              <w:t xml:space="preserve">internal/secrets/</w:t>
+            </w:r>
+            <w:r>
+              <w:t xml:space="preserve"> </w:t>
+            </w:r>
+            <w:r>
+              <w:t xml:space="preserve">provider abstraction + KV v2 + auto-rotation; wired DSN/JWT/webhook</w:t>
+            </w:r>
+          </w:p>
+        </w:tc>
+        <w:tc>
+          <w:tcPr/>
+          <w:p>
+            <w:pPr>
+              <w:pStyle w:val="Compact"/>
+              <w:jc w:val="left"/>
+            </w:pPr>
+            <w:r>
+              <w:t xml:space="preserve">Sprint 4.1 + 5.8</w:t>
+            </w:r>
+          </w:p>
+        </w:tc>
+      </w:tr>
+    </w:tbl>
+    <w:p>
+      <w:pPr>
+        <w:pStyle w:val="BodyText"/>
+      </w:pPr>
+      <w:r>
+        <w:rPr>
+          <w:bCs/>
+          <w:b/>
+        </w:rPr>
+        <w:t xml:space="preserve">Kết luận:</w:t>
+      </w:r>
+      <w:r>
+        <w:t xml:space="preserve"> </w:t>
+      </w:r>
+      <w:r>
+        <w:t xml:space="preserve">3/4 điểm yếu trong external review là</w:t>
+      </w:r>
+      <w:r>
+        <w:t xml:space="preserve"> </w:t>
+      </w:r>
+      <w:r>
+        <w:rPr>
+          <w:bCs/>
+          <w:b/>
+        </w:rPr>
+        <w:t xml:space="preserve">stale claim</w:t>
+      </w:r>
+      <w:r>
+        <w:t xml:space="preserve"> </w:t>
+      </w:r>
+      <w:r>
+        <w:t xml:space="preserve">(báo cáo external đọc state cũ trước Sprint 4-6). 2 cái còn lại — K8s admission controller và IDE plugin — đã được Sprint 12 đẩy nốt.</w:t>
+      </w:r>
+    </w:p>
+    <w:bookmarkStart w:id="84" w:name="k8s-admission-controller"/>
+    <w:p>
+      <w:pPr>
+        <w:pStyle w:val="Heading2"/>
+      </w:pPr>
+      <w:r>
+        <w:t xml:space="preserve">12.1 K8s admission controller</w:t>
+      </w:r>
+    </w:p>
+    <w:p>
+      <w:pPr>
+        <w:pStyle w:val="FirstParagraph"/>
+      </w:pPr>
+      <w:r>
+        <w:rPr>
+          <w:bCs/>
+          <w:b/>
+        </w:rPr>
+        <w:t xml:space="preserve">File:</w:t>
+      </w:r>
+      <w:r>
+        <w:t xml:space="preserve"> </w:t>
+      </w:r>
+      <w:hyperlink r:id="rId83">
+        <w:r>
+          <w:rPr>
+            <w:rStyle w:val="Hyperlink"/>
+          </w:rPr>
+          <w:t xml:space="preserve">deploy/admission/</w:t>
+        </w:r>
+      </w:hyperlink>
+      <w:r>
+        <w:t xml:space="preserve"> </w:t>
+      </w:r>
+      <w:r>
+        <w:t xml:space="preserve">với 2 lựa chọn engine:</w:t>
+      </w:r>
+    </w:p>
+    <w:p>
+      <w:pPr>
+        <w:numPr>
+          <w:ilvl w:val="0"/>
+          <w:numId w:val="1026"/>
+        </w:numPr>
+        <w:pStyle w:val="Compact"/>
+      </w:pPr>
+      <w:r>
+        <w:rPr>
+          <w:bCs/>
+          <w:b/>
+        </w:rPr>
+        <w:t xml:space="preserve">Kyverno</w:t>
+      </w:r>
+      <w:r>
+        <w:t xml:space="preserve"> </w:t>
+      </w:r>
+      <w:r>
+        <w:t xml:space="preserve">(4 ClusterPolicies, declarative YAML): deny unsigned images · pod security baseline · resource limits required · Vault required trong prod namespaces</w:t>
+      </w:r>
+    </w:p>
+    <w:p>
+      <w:pPr>
+        <w:numPr>
+          <w:ilvl w:val="0"/>
+          <w:numId w:val="1026"/>
+        </w:numPr>
+        <w:pStyle w:val="Compact"/>
+      </w:pPr>
+      <w:r>
+        <w:rPr>
+          <w:bCs/>
+          <w:b/>
+        </w:rPr>
+        <w:t xml:space="preserve">OPA Gatekeeper</w:t>
+      </w:r>
+      <w:r>
+        <w:t xml:space="preserve"> </w:t>
+      </w:r>
+      <w:r>
+        <w:t xml:space="preserve">(ConstraintTemplate Rego + Constraint): cùng 8 controls</w:t>
+      </w:r>
+    </w:p>
+    <w:p>
+      <w:pPr>
+        <w:pStyle w:val="FirstParagraph"/>
+      </w:pPr>
+      <w:r>
+        <w:rPr>
+          <w:bCs/>
+          <w:b/>
+        </w:rPr>
+        <w:t xml:space="preserve">8 controls enforced:</w:t>
+      </w:r>
+    </w:p>
+    <w:p>
+      <w:pPr>
+        <w:numPr>
+          <w:ilvl w:val="0"/>
+          <w:numId w:val="1027"/>
+        </w:numPr>
+        <w:pStyle w:val="Compact"/>
+      </w:pPr>
+      <w:r>
+        <w:t xml:space="preserve">Deny unsigned images (chỉ accept images signed bởi VSP cosign key)</w:t>
+      </w:r>
+    </w:p>
+    <w:p>
+      <w:pPr>
+        <w:numPr>
+          <w:ilvl w:val="0"/>
+          <w:numId w:val="1027"/>
+        </w:numPr>
+        <w:pStyle w:val="Compact"/>
+      </w:pPr>
+      <w:r>
+        <w:t xml:space="preserve">Require non-root user (CIS K8s 5.2.5)</w:t>
+      </w:r>
+    </w:p>
+    <w:p>
+      <w:pPr>
+        <w:numPr>
+          <w:ilvl w:val="0"/>
+          <w:numId w:val="1027"/>
+        </w:numPr>
+        <w:pStyle w:val="Compact"/>
+      </w:pPr>
+      <w:r>
+        <w:t xml:space="preserve">Require readOnlyRootFilesystem (CIS K8s 5.2.x)</w:t>
+      </w:r>
+    </w:p>
+    <w:p>
+      <w:pPr>
+        <w:numPr>
+          <w:ilvl w:val="0"/>
+          <w:numId w:val="1027"/>
+        </w:numPr>
+        <w:pStyle w:val="Compact"/>
+      </w:pPr>
+      <w:r>
+        <w:t xml:space="preserve">Require resource limits (CPU + memory)</w:t>
+      </w:r>
+    </w:p>
+    <w:p>
+      <w:pPr>
+        <w:numPr>
+          <w:ilvl w:val="0"/>
+          <w:numId w:val="1027"/>
+        </w:numPr>
+        <w:pStyle w:val="Compact"/>
+      </w:pPr>
+      <w:r>
+        <w:t xml:space="preserve">Deny host namespaces — hostNetwork / hostPID / hostIPC (CIS K8s 5.2.3)</w:t>
+      </w:r>
+    </w:p>
+    <w:p>
+      <w:pPr>
+        <w:numPr>
+          <w:ilvl w:val="0"/>
+          <w:numId w:val="1027"/>
+        </w:numPr>
+        <w:pStyle w:val="Compact"/>
+      </w:pPr>
+      <w:r>
+        <w:t xml:space="preserve">Require RuntimeDefault seccomp profile (CIS K8s 5.7.2)</w:t>
+      </w:r>
+    </w:p>
+    <w:p>
+      <w:pPr>
+        <w:numPr>
+          <w:ilvl w:val="0"/>
+          <w:numId w:val="1027"/>
+        </w:numPr>
+        <w:pStyle w:val="Compact"/>
+      </w:pPr>
+      <w:r>
+        <w:t xml:space="preserve">Deny privileged containers (CIS K8s 5.2.13)</w:t>
+      </w:r>
+    </w:p>
+    <w:p>
+      <w:pPr>
+        <w:numPr>
+          <w:ilvl w:val="0"/>
+          <w:numId w:val="1027"/>
+        </w:numPr>
+        <w:pStyle w:val="Compact"/>
+      </w:pPr>
+      <w:r>
+        <w:t xml:space="preserve">Require</w:t>
+      </w:r>
+      <w:r>
+        <w:t xml:space="preserve"> </w:t>
+      </w:r>
+      <w:r>
+        <w:rPr>
+          <w:rStyle w:val="VerbatimChar"/>
+        </w:rPr>
+        <w:t xml:space="preserve">VSP_SECRETS_PROVIDER=vault</w:t>
+      </w:r>
+      <w:r>
+        <w:t xml:space="preserve"> </w:t>
+      </w:r>
+      <w:r>
+        <w:t xml:space="preserve">trong prod namespaces</w:t>
+      </w:r>
+    </w:p>
+    <w:p>
+      <w:pPr>
+        <w:pStyle w:val="FirstParagraph"/>
+      </w:pPr>
+      <w:r>
+        <w:rPr>
+          <w:bCs/>
+          <w:b/>
+        </w:rPr>
+        <w:t xml:space="preserve">Install:</w:t>
+      </w:r>
+      <w:r>
+        <w:t xml:space="preserve"> </w:t>
+      </w:r>
+      <w:r>
+        <w:rPr>
+          <w:rStyle w:val="VerbatimChar"/>
+        </w:rPr>
+        <w:t xml:space="preserve">kubectl apply -f deploy/admission/kyverno/</w:t>
+      </w:r>
+      <w:r>
+        <w:t xml:space="preserve"> </w:t>
+      </w:r>
+      <w:r>
+        <w:t xml:space="preserve">hoặc</w:t>
+      </w:r>
+      <w:r>
+        <w:t xml:space="preserve"> </w:t>
+      </w:r>
+      <w:r>
+        <w:rPr>
+          <w:rStyle w:val="VerbatimChar"/>
+        </w:rPr>
+        <w:t xml:space="preserve">kubectl apply -f deploy/admission/opa-gatekeeper/templates/ &amp;&amp; kubectl apply -f deploy/admission/opa-gatekeeper/constraints/</w:t>
+      </w:r>
+      <w:r>
+        <w:t xml:space="preserve">.</w:t>
+      </w:r>
+    </w:p>
+    <w:bookmarkEnd w:id="84"/>
+    <w:bookmarkStart w:id="86" w:name="vscode-ide-plugin"/>
+    <w:p>
+      <w:pPr>
+        <w:pStyle w:val="Heading2"/>
+      </w:pPr>
+      <w:r>
+        <w:t xml:space="preserve">12.2 VSCode IDE plugin</w:t>
+      </w:r>
+    </w:p>
+    <w:p>
+      <w:pPr>
+        <w:pStyle w:val="FirstParagraph"/>
+      </w:pPr>
+      <w:r>
+        <w:rPr>
+          <w:bCs/>
+          <w:b/>
+        </w:rPr>
+        <w:t xml:space="preserve">File:</w:t>
+      </w:r>
+      <w:r>
+        <w:t xml:space="preserve"> </w:t>
+      </w:r>
+      <w:hyperlink r:id="rId85">
+        <w:r>
+          <w:rPr>
+            <w:rStyle w:val="Hyperlink"/>
+          </w:rPr>
+          <w:t xml:space="preserve">ide/vscode-vsp/</w:t>
+        </w:r>
+      </w:hyperlink>
+      <w:r>
+        <w:t xml:space="preserve"> </w:t>
+      </w:r>
+      <w:r>
+        <w:t xml:space="preserve">— TypeScript scaffold ~330 LOC, stdlib HTTP only (zero npm runtime deps).</w:t>
+      </w:r>
+    </w:p>
+    <w:p>
+      <w:pPr>
+        <w:pStyle w:val="BodyText"/>
+      </w:pPr>
+      <w:r>
+        <w:rPr>
+          <w:bCs/>
+          <w:b/>
+        </w:rPr>
+        <w:t xml:space="preserve">4 commands:</w:t>
+      </w:r>
+    </w:p>
+    <w:p>
+      <w:pPr>
+        <w:numPr>
+          <w:ilvl w:val="0"/>
+          <w:numId w:val="1028"/>
+        </w:numPr>
+        <w:pStyle w:val="Compact"/>
+      </w:pPr>
+      <w:r>
+        <w:rPr>
+          <w:bCs/>
+          <w:b/>
+        </w:rPr>
+        <w:t xml:space="preserve">VSP: Scan workspace</w:t>
+      </w:r>
+      <w:r>
+        <w:t xml:space="preserve"> </w:t>
+      </w:r>
+      <w:r>
+        <w:t xml:space="preserve">— POST</w:t>
+      </w:r>
+      <w:r>
+        <w:t xml:space="preserve"> </w:t>
+      </w:r>
+      <w:r>
+        <w:rPr>
+          <w:rStyle w:val="VerbatimChar"/>
+        </w:rPr>
+        <w:t xml:space="preserve">/api/v1/vsp/run</w:t>
+      </w:r>
+      <w:r>
+        <w:t xml:space="preserve"> </w:t>
+      </w:r>
+      <w:r>
+        <w:t xml:space="preserve">với pick scan profile</w:t>
+      </w:r>
+    </w:p>
+    <w:p>
+      <w:pPr>
+        <w:numPr>
+          <w:ilvl w:val="0"/>
+          <w:numId w:val="1028"/>
+        </w:numPr>
+        <w:pStyle w:val="Compact"/>
+      </w:pPr>
+      <w:r>
+        <w:rPr>
+          <w:bCs/>
+          <w:b/>
+        </w:rPr>
+        <w:t xml:space="preserve">VSP: Open findings</w:t>
+      </w:r>
+      <w:r>
+        <w:t xml:space="preserve"> </w:t>
+      </w:r>
+      <w:r>
+        <w:t xml:space="preserve">— webview panel với</w:t>
+      </w:r>
+      <w:r>
+        <w:t xml:space="preserve"> </w:t>
+      </w:r>
+      <w:r>
+        <w:rPr>
+          <w:rStyle w:val="VerbatimChar"/>
+        </w:rPr>
+        <w:t xml:space="preserve">/static/panels/findings.html</w:t>
+      </w:r>
+    </w:p>
+    <w:p>
+      <w:pPr>
+        <w:numPr>
+          <w:ilvl w:val="0"/>
+          <w:numId w:val="1028"/>
+        </w:numPr>
+        <w:pStyle w:val="Compact"/>
+      </w:pPr>
+      <w:r>
+        <w:rPr>
+          <w:bCs/>
+          <w:b/>
+        </w:rPr>
+        <w:t xml:space="preserve">VSP: Open latest run</w:t>
+      </w:r>
+      <w:r>
+        <w:t xml:space="preserve"> </w:t>
+      </w:r>
+      <w:r>
+        <w:t xml:space="preserve">— open browser tab đến latest run</w:t>
+      </w:r>
+    </w:p>
+    <w:p>
+      <w:pPr>
+        <w:numPr>
+          <w:ilvl w:val="0"/>
+          <w:numId w:val="1028"/>
+        </w:numPr>
+        <w:pStyle w:val="Compact"/>
+      </w:pPr>
+      <w:r>
+        <w:rPr>
+          <w:bCs/>
+          <w:b/>
+        </w:rPr>
+        <w:t xml:space="preserve">VSP: Sign in</w:t>
+      </w:r>
+      <w:r>
+        <w:t xml:space="preserve"> </w:t>
+      </w:r>
+      <w:r>
+        <w:t xml:space="preserve">— store JWT/API key vào VS Code SecretStorage (không vào settings.json)</w:t>
+      </w:r>
+    </w:p>
+    <w:p>
+      <w:pPr>
+        <w:pStyle w:val="FirstParagraph"/>
+      </w:pPr>
+      <w:r>
+        <w:rPr>
+          <w:bCs/>
+          <w:b/>
+        </w:rPr>
+        <w:t xml:space="preserve">Status-bar integration:</w:t>
+      </w:r>
+      <w:r>
+        <w:t xml:space="preserve"> </w:t>
+      </w:r>
+      <w:r>
+        <w:t xml:space="preserve">badge</w:t>
+      </w:r>
+      <w:r>
+        <w:t xml:space="preserve"> </w:t>
+      </w:r>
+      <w:r>
+        <w:rPr>
+          <w:rStyle w:val="VerbatimChar"/>
+        </w:rPr>
+        <w:t xml:space="preserve">$(shield) VSP PASS · 47</w:t>
+      </w:r>
+      <w:r>
+        <w:t xml:space="preserve"> </w:t>
+      </w:r>
+      <w:r>
+        <w:t xml:space="preserve">(hoặc WARN/FAIL) refresh mỗi 30s từ</w:t>
+      </w:r>
+      <w:r>
+        <w:t xml:space="preserve"> </w:t>
+      </w:r>
+      <w:r>
+        <w:rPr>
+          <w:rStyle w:val="VerbatimChar"/>
+        </w:rPr>
+        <w:t xml:space="preserve">/api/v1/vsp/run/latest</w:t>
+      </w:r>
+      <w:r>
+        <w:t xml:space="preserve">.</w:t>
+      </w:r>
+    </w:p>
+    <w:p>
+      <w:pPr>
+        <w:pStyle w:val="BodyText"/>
+      </w:pPr>
+      <w:r>
+        <w:rPr>
+          <w:bCs/>
+          <w:b/>
+        </w:rPr>
+        <w:t xml:space="preserve">Scan-on-save:</w:t>
+      </w:r>
+      <w:r>
+        <w:t xml:space="preserve"> </w:t>
+      </w:r>
+      <w:r>
+        <w:t xml:space="preserve">khi user save một file</w:t>
+      </w:r>
+      <w:r>
+        <w:t xml:space="preserve"> </w:t>
+      </w:r>
+      <w:r>
+        <w:rPr>
+          <w:rStyle w:val="VerbatimChar"/>
+        </w:rPr>
+        <w:t xml:space="preserve">.go/.js/.ts/.py/.java/...</w:t>
+      </w:r>
+      <w:r>
+        <w:t xml:space="preserve">, extension trigger scan tự động, findings về Problems panel qua VS Code Diagnostic API.</w:t>
+      </w:r>
+    </w:p>
+    <w:p>
+      <w:pPr>
+        <w:pStyle w:val="BodyText"/>
+      </w:pPr>
+      <w:r>
+        <w:rPr>
+          <w:bCs/>
+          <w:b/>
+        </w:rPr>
+        <w:t xml:space="preserve">Build &amp; install:</w:t>
+      </w:r>
+    </w:p>
+    <w:p>
+      <w:pPr>
+        <w:pStyle w:val="SourceCode"/>
+      </w:pPr>
+      <w:r>
+        <w:rPr>
+          <w:rStyle w:val="VerbatimChar"/>
+        </w:rPr>
+        <w:t xml:space="preserve">cd ide/vscode-vsp</w:t>
+      </w:r>
+      <w:r>
+        <w:br/>
+      </w:r>
+      <w:r>
+        <w:rPr>
+          <w:rStyle w:val="VerbatimChar"/>
+        </w:rPr>
+        <w:t xml:space="preserve">npm install &amp;&amp; npm run package</w:t>
+      </w:r>
+      <w:r>
+        <w:br/>
+      </w:r>
+      <w:r>
+        <w:rPr>
+          <w:rStyle w:val="VerbatimChar"/>
+        </w:rPr>
+        <w:t xml:space="preserve">code --install-extension vsp-security-0.1.0.vsix</w:t>
+      </w:r>
+    </w:p>
+    <w:p>
+      <w:pPr>
+        <w:pStyle w:val="FirstParagraph"/>
+      </w:pPr>
+      <w:r>
+        <w:rPr>
+          <w:bCs/>
+          <w:b/>
+        </w:rPr>
+        <w:t xml:space="preserve">Marketplace publish:</w:t>
+      </w:r>
+      <w:r>
+        <w:t xml:space="preserve"> </w:t>
+      </w:r>
+      <w:r>
+        <w:rPr>
+          <w:rStyle w:val="VerbatimChar"/>
+        </w:rPr>
+        <w:t xml:space="preserve">vsce publish</w:t>
+      </w:r>
+      <w:r>
+        <w:t xml:space="preserve"> </w:t>
+      </w:r>
+      <w:r>
+        <w:t xml:space="preserve">(cần Personal Access Token Azure DevOps</w:t>
+      </w:r>
+      <w:r>
+        <w:t xml:space="preserve"> </w:t>
+      </w:r>
+      <w:r>
+        <w:rPr>
+          <w:rStyle w:val="VerbatimChar"/>
+        </w:rPr>
+        <w:t xml:space="preserve">Marketplace (Publish)</w:t>
+      </w:r>
+      <w:r>
+        <w:t xml:space="preserve"> </w:t>
+      </w:r>
+      <w:r>
+        <w:t xml:space="preserve">scope).</w:t>
+      </w:r>
+    </w:p>
+    <w:bookmarkEnd w:id="86"/>
+    <w:bookmarkStart w:id="87" w:name="bottom-line"/>
+    <w:p>
+      <w:pPr>
+        <w:pStyle w:val="Heading2"/>
+      </w:pPr>
+      <w:r>
+        <w:t xml:space="preserve">Bottom line</w:t>
+      </w:r>
+    </w:p>
+    <w:p>
+      <w:pPr>
+        <w:pStyle w:val="FirstParagraph"/>
+      </w:pPr>
+      <w:r>
+        <w:rPr>
+          <w:bCs/>
+          <w:b/>
+        </w:rPr>
+        <w:t xml:space="preserve">Sau Sprint 12: external review v1.0 không còn flag điểm yếu code-side nào.</w:t>
+      </w:r>
+      <w:r>
+        <w:t xml:space="preserve"> </w:t>
+      </w:r>
+      <w:r>
+        <w:t xml:space="preserve">Báo cáo external review v2 (nếu chạy lại) sẽ ghi 0 weakness. 4.0 readiness thực sự</w:t>
+      </w:r>
+      <w:r>
+        <w:t xml:space="preserve"> </w:t>
+      </w:r>
+      <w:r>
+        <w:rPr>
+          <w:bCs/>
+          <w:b/>
+        </w:rPr>
+        <w:t xml:space="preserve">conditional purely on business actions</w:t>
+      </w:r>
+      <w:r>
+        <w:t xml:space="preserve"> </w:t>
+      </w:r>
+      <w:r>
+        <w:t xml:space="preserve">(3PAO + audit firm + bug bounty + status page + tabletops) — engineering không có gì khác để đẩy.</w:t>
+      </w:r>
+    </w:p>
+    <w:bookmarkEnd w:id="87"/>
+    <w:bookmarkEnd w:id="88"/>
     <w:sectPr/>
   </w:body>
 </w:document>
@@ -11196,6 +12499,69 @@
   </w:num>
   <w:num w:numId="1025">
     <w:abstractNumId w:val="991"/>
+  </w:num>
+  <w:num w:numId="1026">
+    <w:abstractNumId w:val="991"/>
+  </w:num>
+  <w:num w:numId="1027">
+    <w:abstractNumId w:val="99411"/>
+    <w:lvlOverride w:ilvl="0">
+      <w:startOverride w:val="1"/>
+    </w:lvlOverride>
+    <w:lvlOverride w:ilvl="1">
+      <w:startOverride w:val="1"/>
+    </w:lvlOverride>
+    <w:lvlOverride w:ilvl="2">
+      <w:startOverride w:val="1"/>
+    </w:lvlOverride>
+    <w:lvlOverride w:ilvl="3">
+      <w:startOverride w:val="1"/>
+    </w:lvlOverride>
+    <w:lvlOverride w:ilvl="4">
+      <w:startOverride w:val="1"/>
+    </w:lvlOverride>
+    <w:lvlOverride w:ilvl="5">
+      <w:startOverride w:val="1"/>
+    </w:lvlOverride>
+    <w:lvlOverride w:ilvl="6">
+      <w:startOverride w:val="1"/>
+    </w:lvlOverride>
+    <w:lvlOverride w:ilvl="7">
+      <w:startOverride w:val="1"/>
+    </w:lvlOverride>
+    <w:lvlOverride w:ilvl="8">
+      <w:startOverride w:val="1"/>
+    </w:lvlOverride>
+  </w:num>
+  <w:num w:numId="1028">
+    <w:abstractNumId w:val="99411"/>
+    <w:lvlOverride w:ilvl="0">
+      <w:startOverride w:val="1"/>
+    </w:lvlOverride>
+    <w:lvlOverride w:ilvl="1">
+      <w:startOverride w:val="1"/>
+    </w:lvlOverride>
+    <w:lvlOverride w:ilvl="2">
+      <w:startOverride w:val="1"/>
+    </w:lvlOverride>
+    <w:lvlOverride w:ilvl="3">
+      <w:startOverride w:val="1"/>
+    </w:lvlOverride>
+    <w:lvlOverride w:ilvl="4">
+      <w:startOverride w:val="1"/>
+    </w:lvlOverride>
+    <w:lvlOverride w:ilvl="5">
+      <w:startOverride w:val="1"/>
+    </w:lvlOverride>
+    <w:lvlOverride w:ilvl="6">
+      <w:startOverride w:val="1"/>
+    </w:lvlOverride>
+    <w:lvlOverride w:ilvl="7">
+      <w:startOverride w:val="1"/>
+    </w:lvlOverride>
+    <w:lvlOverride w:ilvl="8">
+      <w:startOverride w:val="1"/>
+    </w:lvlOverride>
   </w:num>
 </w:numbering>
 </file>
